--- a/report_pipeline/content/paragon3-dongtan-rental/paragon3-dongtan-rental.docx
+++ b/report_pipeline/content/paragon3-dongtan-rental/paragon3-dongtan-rental.docx
@@ -417,7 +417,7 @@
                 <w:sz w:val="20"/>
                 <w:szCs w:val="20"/>
               </w:rPr>
-              <w:t xml:space="preserve">공공지원민간임대주택 — 10년 임대의무기간 종료 후 분양전환</w:t>
+              <w:t xml:space="preserve">공공지원민간임대주택 — 10년 임대의무기간 종료 후 확정분양가 분양전환(선택형)</w:t>
             </w:r>
           </w:p>
         </w:tc>
@@ -568,7 +568,7 @@
           <w:sz w:val="19"/>
           <w:szCs w:val="19"/>
         </w:rPr>
-        <w:t xml:space="preserve">본 보고서는 2026.04.16.자 임차인모집공고 변경공고문(2025.06.20.자 최초공고 기준) 원문 및 공개된 공공데이터(카카오맵, V-World)를 직접 대조하여 작성되었습니다. 본 물건은 일반 분양 아파트가 아니라 「민간임대주택에 관한 특별법」상 공공지원민간임대주택으로, 10년간 임차인으로 거주한 뒤 임대의무기간 종료 시 분양전환 여부·가격이 결정되는 구조입니다. 시중에 유통되는 "확정분양가" 등 홍보 문구는 원문과 반드시 대조 확인이 필요하며, 세부 사항은 계약 전 사업주체 및 견본주택에 재확인하시기 바랍니다.</w:t>
+        <w:t xml:space="preserve">본 보고서는 2026.04.16.자 임차인모집공고 변경공고문(2025.06.20.자 최초공고 기준) 원문, 사업주체 공식 분양 홈페이지(the-highest.co.kr) 및 공개된 공공데이터(카카오맵, V-World)를 직접 대조하여 작성되었습니다. 본 물건은 일반 분양 아파트가 아니라 「민간임대주택에 관한 특별법」상 공공지원민간임대주택으로, 확정분양가·우선분양전환권 등 계약의 핵심 조건이 모집공고문 원문이 아닌 별도 공급안내(홈페이지)에서만 확인된다는 특수성이 있어 이 부분을 최우선으로 다룹니다. 세부 사항은 계약 전 사업주체 및 견본주택에 반드시 재확인하시기 바랍니다.</w:t>
       </w:r>
     </w:p>
     <w:tbl>
@@ -626,7 +626,7 @@
                 <w:sz w:val="24"/>
                 <w:szCs w:val="24"/>
               </w:rPr>
-              <w:t xml:space="preserve">최우선 개선요구사항 요약</w:t>
+              <w:t xml:space="preserve">최우선 확인사항 요약 — 확정분양가·유주택자 청약·무상옵션</w:t>
             </w:r>
           </w:p>
         </w:tc>
@@ -638,7 +638,7 @@
         <w:spacing w:after="120" w:line="276" w:lineRule="auto"/>
       </w:pPr>
       <w:r>
-        <w:t xml:space="preserve">임차인모집공고문(2026.04.16.자 변경공고)을 원문 대조 방식으로 전수 검토한 결과, 계약 전 예비 임차인 차원에서 사업주체에 사전 확인 및 개선을 요청할 실익이 있는 사항을 아래와 같이 선별하였습니다. 본 물건은 10년 임대 후 분양전환이 예정된 공공지원민간임대주택으로, 일반 분양 아파트와는 전혀 다른 구조적 리스크(분양전환가 불확정, 임대의무기간 중 자격유지의무, 위약금 등)를 안고 있어 이 부분을 최우선으로 검토하였습니다.</w:t>
+        <w:t xml:space="preserve">본 물건은 확정분양가 조건이 실제로 존재하는 공공지원민간임대주택입니다. 다만 그 구체적 금액·조건이 법적 구속력이 가장 강한 모집공고문 원문에는 전혀 기재되어 있지 않고, 사업주체 공식 분양 홈페이지의 공급안내·FAQ에서만 확인된다는 점이 핵심 리스크입니다. 아래는 원문(2026.04.16.자 변경공고, 87,392자 전문 대조) 및 공식 홈페이지(the-highest.co.kr)를 직접 교차 확인한 결과입니다.</w:t>
       </w:r>
     </w:p>
     <w:tbl>
@@ -754,35 +754,35 @@
         <w:tc>
           <w:tcPr>
             <w:tcW w:type="dxa" w:w="2400"/>
-            <w:shd w:fill="FBEAEA" w:val="clear"/>
-            <w:tcMar>
-              <w:top w:type="dxa" w:w="90"/>
-              <w:left w:type="dxa" w:w="120"/>
-              <w:bottom w:type="dxa" w:w="90"/>
-              <w:right w:type="dxa" w:w="120"/>
-            </w:tcMar>
-            <w:vAlign w:val="center"/>
-          </w:tcPr>
-          <w:p>
-            <w:pPr>
-              <w:jc w:val="left"/>
-            </w:pPr>
-            <w:r>
-              <w:rPr>
-                <w:b/>
-                <w:bCs/>
-                <w:color w:val="000000"/>
-                <w:sz w:val="20"/>
-                <w:szCs w:val="20"/>
-              </w:rPr>
-              <w:t xml:space="preserve">"확정분양가" 마케팅과 원문의 간극</w:t>
+            <w:shd w:fill="F7F3EA" w:val="clear"/>
+            <w:tcMar>
+              <w:top w:type="dxa" w:w="90"/>
+              <w:left w:type="dxa" w:w="120"/>
+              <w:bottom w:type="dxa" w:w="90"/>
+              <w:right w:type="dxa" w:w="120"/>
+            </w:tcMar>
+            <w:vAlign w:val="center"/>
+          </w:tcPr>
+          <w:p>
+            <w:pPr>
+              <w:jc w:val="left"/>
+            </w:pPr>
+            <w:r>
+              <w:rPr>
+                <w:b/>
+                <w:bCs/>
+                <w:color w:val="000000"/>
+                <w:sz w:val="20"/>
+                <w:szCs w:val="20"/>
+              </w:rPr>
+              <w:t xml:space="preserve">확정분양가 존재 확인</w:t>
             </w:r>
           </w:p>
         </w:tc>
         <w:tc>
           <w:tcPr>
             <w:tcW w:type="dxa" w:w="1400"/>
-            <w:shd w:fill="FBEAEA" w:val="clear"/>
+            <w:shd w:fill="F7F3EA" w:val="clear"/>
             <w:tcMar>
               <w:top w:type="dxa" w:w="90"/>
               <w:left w:type="dxa" w:w="120"/>
@@ -799,18 +799,18 @@
               <w:rPr>
                 <w:b/>
                 <w:bCs/>
-                <w:color w:val="C00000"/>
-                <w:sz w:val="20"/>
-                <w:szCs w:val="20"/>
-              </w:rPr>
-              <w:t xml:space="preserve">● 주의</w:t>
+                <w:color w:val="000000"/>
+                <w:sz w:val="20"/>
+                <w:szCs w:val="20"/>
+              </w:rPr>
+              <w:t xml:space="preserve">● 확인됨</w:t>
             </w:r>
           </w:p>
         </w:tc>
         <w:tc>
           <w:tcPr>
             <w:tcW w:type="dxa" w:w="5550"/>
-            <w:shd w:fill="FBEAEA" w:val="clear"/>
+            <w:shd w:fill="F7F3EA" w:val="clear"/>
             <w:tcMar>
               <w:top w:type="dxa" w:w="90"/>
               <w:left w:type="dxa" w:w="120"/>
@@ -831,7 +831,7 @@
                 <w:sz w:val="19"/>
                 <w:szCs w:val="19"/>
               </w:rPr>
-              <w:t xml:space="preserve">원문에 "확정분양가", "감정평가" 표현이 단 한 차례도 없음 — 분양전환 여부·가격·대상자 전부를 "사업주체가 직접 정한 기준"에 따르며 "우선 분양전환의 의무가 없음"을 원문이 직접 명시</w:t>
+              <w:t xml:space="preserve">공식 홈페이지: "우선분양전환형 선택 시 확정분양가는 82타입 7억 8,700만원, 108타입은 10억 3,500만원대" — 계약조건은 단순임대형과 임대+우선분양전환형 두 가지 중 선택</w:t>
             </w:r>
           </w:p>
         </w:tc>
@@ -843,35 +843,33 @@
         <w:tc>
           <w:tcPr>
             <w:tcW w:type="dxa" w:w="2400"/>
-            <w:shd w:fill="FBEAEA" w:val="clear"/>
-            <w:tcMar>
-              <w:top w:type="dxa" w:w="90"/>
-              <w:left w:type="dxa" w:w="120"/>
-              <w:bottom w:type="dxa" w:w="90"/>
-              <w:right w:type="dxa" w:w="120"/>
-            </w:tcMar>
-            <w:vAlign w:val="center"/>
-          </w:tcPr>
-          <w:p>
-            <w:pPr>
-              <w:jc w:val="left"/>
-            </w:pPr>
-            <w:r>
-              <w:rPr>
-                <w:b/>
-                <w:bCs/>
-                <w:color w:val="000000"/>
-                <w:sz w:val="20"/>
-                <w:szCs w:val="20"/>
-              </w:rPr>
-              <w:t xml:space="preserve">국토교통부 경고문구 원문 자체 인용</w:t>
+            <w:tcMar>
+              <w:top w:type="dxa" w:w="90"/>
+              <w:left w:type="dxa" w:w="120"/>
+              <w:bottom w:type="dxa" w:w="90"/>
+              <w:right w:type="dxa" w:w="120"/>
+            </w:tcMar>
+            <w:vAlign w:val="center"/>
+          </w:tcPr>
+          <w:p>
+            <w:pPr>
+              <w:jc w:val="left"/>
+            </w:pPr>
+            <w:r>
+              <w:rPr>
+                <w:b/>
+                <w:bCs/>
+                <w:color w:val="000000"/>
+                <w:sz w:val="20"/>
+                <w:szCs w:val="20"/>
+              </w:rPr>
+              <w:t xml:space="preserve">우선분양전환권(옵션) 가격</w:t>
             </w:r>
           </w:p>
         </w:tc>
         <w:tc>
           <w:tcPr>
             <w:tcW w:type="dxa" w:w="1400"/>
-            <w:shd w:fill="FBEAEA" w:val="clear"/>
             <w:tcMar>
               <w:top w:type="dxa" w:w="90"/>
               <w:left w:type="dxa" w:w="120"/>
@@ -888,18 +886,17 @@
               <w:rPr>
                 <w:b/>
                 <w:bCs/>
-                <w:color w:val="C00000"/>
-                <w:sz w:val="20"/>
-                <w:szCs w:val="20"/>
-              </w:rPr>
-              <w:t xml:space="preserve">● 주의</w:t>
+                <w:color w:val="000000"/>
+                <w:sz w:val="20"/>
+                <w:szCs w:val="20"/>
+              </w:rPr>
+              <w:t xml:space="preserve">● 확인됨</w:t>
             </w:r>
           </w:p>
         </w:tc>
         <w:tc>
           <w:tcPr>
             <w:tcW w:type="dxa" w:w="5550"/>
-            <w:shd w:fill="FBEAEA" w:val="clear"/>
             <w:tcMar>
               <w:top w:type="dxa" w:w="90"/>
               <w:left w:type="dxa" w:w="120"/>
@@ -920,7 +917,7 @@
                 <w:sz w:val="19"/>
                 <w:szCs w:val="19"/>
               </w:rPr>
-              <w:t xml:space="preserve">"장래 임대의무기간 경과 후 소유권을 양도하기로 미리 약정하는 것은 관련 법에 근거가 없어... 법에 저촉될 수 있음"이라는 국토부 권고를 원문이 스스로 인용 — 사전 분양가 확정형 영업행위의 법적 리스크를 사업주체가 인지하고 있음을 시사</w:t>
+              <w:t xml:space="preserve">82타입 1,500만원, 108타입 2,500만원 — 이 옵션을 매입해야 확정분양가·분양전환이 적용됨</w:t>
             </w:r>
           </w:p>
         </w:tc>
@@ -932,35 +929,35 @@
         <w:tc>
           <w:tcPr>
             <w:tcW w:type="dxa" w:w="2400"/>
-            <w:shd w:fill="FBEAEA" w:val="clear"/>
-            <w:tcMar>
-              <w:top w:type="dxa" w:w="90"/>
-              <w:left w:type="dxa" w:w="120"/>
-              <w:bottom w:type="dxa" w:w="90"/>
-              <w:right w:type="dxa" w:w="120"/>
-            </w:tcMar>
-            <w:vAlign w:val="center"/>
-          </w:tcPr>
-          <w:p>
-            <w:pPr>
-              <w:jc w:val="left"/>
-            </w:pPr>
-            <w:r>
-              <w:rPr>
-                <w:b/>
-                <w:bCs/>
-                <w:color w:val="000000"/>
-                <w:sz w:val="20"/>
-                <w:szCs w:val="20"/>
-              </w:rPr>
-              <w:t xml:space="preserve">위약금·해지 시 공제금액 미확정</w:t>
+            <w:shd w:fill="F7F3EA" w:val="clear"/>
+            <w:tcMar>
+              <w:top w:type="dxa" w:w="90"/>
+              <w:left w:type="dxa" w:w="120"/>
+              <w:bottom w:type="dxa" w:w="90"/>
+              <w:right w:type="dxa" w:w="120"/>
+            </w:tcMar>
+            <w:vAlign w:val="center"/>
+          </w:tcPr>
+          <w:p>
+            <w:pPr>
+              <w:jc w:val="left"/>
+            </w:pPr>
+            <w:r>
+              <w:rPr>
+                <w:b/>
+                <w:bCs/>
+                <w:color w:val="000000"/>
+                <w:sz w:val="20"/>
+                <w:szCs w:val="20"/>
+              </w:rPr>
+              <w:t xml:space="preserve">분양전환형 선택 시 무상옵션</w:t>
             </w:r>
           </w:p>
         </w:tc>
         <w:tc>
           <w:tcPr>
             <w:tcW w:type="dxa" w:w="1400"/>
-            <w:shd w:fill="FBEAEA" w:val="clear"/>
+            <w:shd w:fill="F7F3EA" w:val="clear"/>
             <w:tcMar>
               <w:top w:type="dxa" w:w="90"/>
               <w:left w:type="dxa" w:w="120"/>
@@ -977,18 +974,18 @@
               <w:rPr>
                 <w:b/>
                 <w:bCs/>
-                <w:color w:val="C00000"/>
-                <w:sz w:val="20"/>
-                <w:szCs w:val="20"/>
-              </w:rPr>
-              <w:t xml:space="preserve">● 주의</w:t>
+                <w:color w:val="000000"/>
+                <w:sz w:val="20"/>
+                <w:szCs w:val="20"/>
+              </w:rPr>
+              <w:t xml:space="preserve">● 확인됨</w:t>
             </w:r>
           </w:p>
         </w:tc>
         <w:tc>
           <w:tcPr>
             <w:tcW w:type="dxa" w:w="5550"/>
-            <w:shd w:fill="FBEAEA" w:val="clear"/>
+            <w:shd w:fill="F7F3EA" w:val="clear"/>
             <w:tcMar>
               <w:top w:type="dxa" w:w="90"/>
               <w:left w:type="dxa" w:w="120"/>
@@ -1009,7 +1006,7 @@
                 <w:sz w:val="19"/>
                 <w:szCs w:val="19"/>
               </w:rPr>
-              <w:t xml:space="preserve">무단 양도·전대, 계약해약 시 위약금이 "임대차계약서"·"계약시 약관"에만 위임되어 있어 본 공고문상 구체적 금액을 확인할 수 없음</w:t>
+              <w:t xml:space="preserve">공식 홈페이지: "풀옵션이 제공되며 우선분양전환형 선택 시 확정분양가는..." — 시스템에어컨 등 유상옵션 품목이 우선분양전환형 선택 시 무상 제공되는 것으로 안내(세부 품목별 무상 범위는 별도 확인 필요)</w:t>
             </w:r>
           </w:p>
         </w:tc>
@@ -1021,35 +1018,33 @@
         <w:tc>
           <w:tcPr>
             <w:tcW w:type="dxa" w:w="2400"/>
-            <w:shd w:fill="FBEAEA" w:val="clear"/>
-            <w:tcMar>
-              <w:top w:type="dxa" w:w="90"/>
-              <w:left w:type="dxa" w:w="120"/>
-              <w:bottom w:type="dxa" w:w="90"/>
-              <w:right w:type="dxa" w:w="120"/>
-            </w:tcMar>
-            <w:vAlign w:val="center"/>
-          </w:tcPr>
-          <w:p>
-            <w:pPr>
-              <w:jc w:val="left"/>
-            </w:pPr>
-            <w:r>
-              <w:rPr>
-                <w:b/>
-                <w:bCs/>
-                <w:color w:val="000000"/>
-                <w:sz w:val="20"/>
-                <w:szCs w:val="20"/>
-              </w:rPr>
-              <w:t xml:space="preserve">10년간 무주택 자격유지의무</w:t>
+            <w:tcMar>
+              <w:top w:type="dxa" w:w="90"/>
+              <w:left w:type="dxa" w:w="120"/>
+              <w:bottom w:type="dxa" w:w="90"/>
+              <w:right w:type="dxa" w:w="120"/>
+            </w:tcMar>
+            <w:vAlign w:val="center"/>
+          </w:tcPr>
+          <w:p>
+            <w:pPr>
+              <w:jc w:val="left"/>
+            </w:pPr>
+            <w:r>
+              <w:rPr>
+                <w:b/>
+                <w:bCs/>
+                <w:color w:val="000000"/>
+                <w:sz w:val="20"/>
+                <w:szCs w:val="20"/>
+              </w:rPr>
+              <w:t xml:space="preserve">유주택자 청약 가능</w:t>
             </w:r>
           </w:p>
         </w:tc>
         <w:tc>
           <w:tcPr>
             <w:tcW w:type="dxa" w:w="1400"/>
-            <w:shd w:fill="FBEAEA" w:val="clear"/>
             <w:tcMar>
               <w:top w:type="dxa" w:w="90"/>
               <w:left w:type="dxa" w:w="120"/>
@@ -1066,18 +1061,17 @@
               <w:rPr>
                 <w:b/>
                 <w:bCs/>
-                <w:color w:val="C00000"/>
-                <w:sz w:val="20"/>
-                <w:szCs w:val="20"/>
-              </w:rPr>
-              <w:t xml:space="preserve">● 주의</w:t>
+                <w:color w:val="000000"/>
+                <w:sz w:val="20"/>
+                <w:szCs w:val="20"/>
+              </w:rPr>
+              <w:t xml:space="preserve">● 확인됨</w:t>
             </w:r>
           </w:p>
         </w:tc>
         <w:tc>
           <w:tcPr>
             <w:tcW w:type="dxa" w:w="5550"/>
-            <w:shd w:fill="FBEAEA" w:val="clear"/>
             <w:tcMar>
               <w:top w:type="dxa" w:w="90"/>
               <w:left w:type="dxa" w:w="120"/>
@@ -1098,7 +1092,7 @@
                 <w:sz w:val="19"/>
                 <w:szCs w:val="19"/>
               </w:rPr>
-              <w:t xml:space="preserve">임대의무기간 종료일까지 무주택세대구성원 요건을 계속 유지해야 하며, 위반 시 입주제한·당첨취소·중도해지 가능</w:t>
+              <w:t xml:space="preserve">공식 홈페이지 FAQ: "유주택자 신청 가능합니다. 다만 대출조건 등을 확인해야 합니다" — 원문의 "임차인의 자격을 완화하거나 선착순의 방법으로 공급할 수 있다"(시행규칙 제14조의7) 조항이 법적 근거</w:t>
             </w:r>
           </w:p>
         </w:tc>
@@ -1131,7 +1125,7 @@
                 <w:sz w:val="20"/>
                 <w:szCs w:val="20"/>
               </w:rPr>
-              <w:t xml:space="preserve">인접 기피시설 다수</w:t>
+              <w:t xml:space="preserve">모집공고문 원문과의 정보 격차</w:t>
             </w:r>
           </w:p>
         </w:tc>
@@ -1187,7 +1181,7 @@
                 <w:sz w:val="19"/>
                 <w:szCs w:val="19"/>
               </w:rPr>
-              <w:t xml:space="preserve">군부대 항공기 소음, 위험물저장시설·가스공급시설, 송전철탑, 물류단지·냉동창고(0.8km), 폐기물처리시설(3.8km)이 원문에 직접 열거됨</w:t>
+              <w:t xml:space="preserve">위 4개 항목의 구체적 수치(확정분양가·우선분양전환권 가격·무상옵션 범위)가 87,392자 원문 전체에 단 한 차례도 등장하지 않음 — 법적 구속력이 가장 강한 문서에 정작 계약의 핵심 조건이 없음</w:t>
             </w:r>
           </w:p>
         </w:tc>
@@ -1199,35 +1193,35 @@
         <w:tc>
           <w:tcPr>
             <w:tcW w:type="dxa" w:w="2400"/>
-            <w:shd w:fill="EAF3EA" w:val="clear"/>
-            <w:tcMar>
-              <w:top w:type="dxa" w:w="90"/>
-              <w:left w:type="dxa" w:w="120"/>
-              <w:bottom w:type="dxa" w:w="90"/>
-              <w:right w:type="dxa" w:w="120"/>
-            </w:tcMar>
-            <w:vAlign w:val="center"/>
-          </w:tcPr>
-          <w:p>
-            <w:pPr>
-              <w:jc w:val="left"/>
-            </w:pPr>
-            <w:r>
-              <w:rPr>
-                <w:b/>
-                <w:bCs/>
-                <w:color w:val="000000"/>
-                <w:sz w:val="20"/>
-                <w:szCs w:val="20"/>
-              </w:rPr>
-              <w:t xml:space="preserve">임대보증금 보증·감리 기본요건</w:t>
+            <w:shd w:fill="FBEAEA" w:val="clear"/>
+            <w:tcMar>
+              <w:top w:type="dxa" w:w="90"/>
+              <w:left w:type="dxa" w:w="120"/>
+              <w:bottom w:type="dxa" w:w="90"/>
+              <w:right w:type="dxa" w:w="120"/>
+            </w:tcMar>
+            <w:vAlign w:val="center"/>
+          </w:tcPr>
+          <w:p>
+            <w:pPr>
+              <w:jc w:val="left"/>
+            </w:pPr>
+            <w:r>
+              <w:rPr>
+                <w:b/>
+                <w:bCs/>
+                <w:color w:val="000000"/>
+                <w:sz w:val="20"/>
+                <w:szCs w:val="20"/>
+              </w:rPr>
+              <w:t xml:space="preserve">국토교통부 경고문구 원문 자체 인용</w:t>
             </w:r>
           </w:p>
         </w:tc>
         <w:tc>
           <w:tcPr>
             <w:tcW w:type="dxa" w:w="1400"/>
-            <w:shd w:fill="EAF3EA" w:val="clear"/>
+            <w:shd w:fill="FBEAEA" w:val="clear"/>
             <w:tcMar>
               <w:top w:type="dxa" w:w="90"/>
               <w:left w:type="dxa" w:w="120"/>
@@ -1244,18 +1238,18 @@
               <w:rPr>
                 <w:b/>
                 <w:bCs/>
-                <w:color w:val="2E7D32"/>
-                <w:sz w:val="20"/>
-                <w:szCs w:val="20"/>
-              </w:rPr>
-              <w:t xml:space="preserve">● 양호</w:t>
+                <w:color w:val="C00000"/>
+                <w:sz w:val="20"/>
+                <w:szCs w:val="20"/>
+              </w:rPr>
+              <w:t xml:space="preserve">● 주의</w:t>
             </w:r>
           </w:p>
         </w:tc>
         <w:tc>
           <w:tcPr>
             <w:tcW w:type="dxa" w:w="5550"/>
-            <w:shd w:fill="EAF3EA" w:val="clear"/>
+            <w:shd w:fill="FBEAEA" w:val="clear"/>
             <w:tcMar>
               <w:top w:type="dxa" w:w="90"/>
               <w:left w:type="dxa" w:w="120"/>
@@ -1276,12 +1270,42 @@
                 <w:sz w:val="19"/>
                 <w:szCs w:val="19"/>
               </w:rPr>
-              <w:t xml:space="preserve">HUG 임대보증금보증 확보(4,118억), 내진Ⅰ등급(MMI Ⅶ-0.200g) 명시, 감리회사 3개사 분야별 지정 확인됨</w:t>
+              <w:t xml:space="preserve">"장래 임대의무기간 경과 후 소유권을 양도하기로 미리 약정하는 것은 관련 법에 근거가 없어 우선변제권 등이 적용되지 않고... 법에 저촉될 수 있음"이라는 국토부 권고를 원문이 스스로 인용 — 확정분양가·우선분양전환권 상품 자체가 이 경고의 적용 대상일 가능성</w:t>
             </w:r>
           </w:p>
         </w:tc>
       </w:tr>
     </w:tbl>
+    <w:p>
+      <w:pPr>
+        <w:keepLines/>
+        <w:pBdr>
+          <w:left w:val="single" w:color="2E5395" w:sz="28"/>
+        </w:pBdr>
+        <w:shd w:fill="EDF1F8" w:val="clear"/>
+        <w:spacing w:after="260" w:before="40" w:line="280" w:lineRule="auto"/>
+        <w:ind w:left="140"/>
+      </w:pPr>
+      <w:r>
+        <w:rPr>
+          <w:b/>
+          <w:bCs/>
+          <w:color w:val="1F3864"/>
+        </w:rPr>
+        <w:t xml:space="preserve">✓  </w:t>
+      </w:r>
+      <w:r>
+        <w:rPr>
+          <w:b/>
+          <w:bCs/>
+          <w:color w:val="2E5395"/>
+        </w:rPr>
+        <w:t xml:space="preserve">법무법인제이엘 검토   </w:t>
+      </w:r>
+      <w:r>
+        <w:t xml:space="preserve">개선요청: 확정분양가·우선분양전환권·무상옵션 조건을 홈페이지 광고에만 두지 말고, 표준임대차계약서 또는 별도 특약서에 명문화하여 법적 구속력을 확보해 줄 것을 요청합니다. 아울러 국토교통부가 경고한 "법 저촉 가능성"에 대해 사업주체의 법률 검토 결과를 서면으로 공개해 줄 것을 요청합니다.</w:t>
+      </w:r>
+    </w:p>
     <w:tbl>
       <w:tblPr>
         <w:tblW w:type="dxa" w:w="9350"/>
@@ -1337,19 +1361,40 @@
                 <w:sz w:val="24"/>
                 <w:szCs w:val="24"/>
               </w:rPr>
-              <w:t xml:space="preserve">"확정분양가"의 실체 — 분양전환 구조 정밀분석</w:t>
+              <w:t xml:space="preserve">확정분양가·분양전환 구조 정밀분석</w:t>
             </w:r>
           </w:p>
         </w:tc>
       </w:tr>
     </w:tbl>
+    <w:p>
+      <w:pPr>
+        <w:keepNext/>
+        <w:keepLines/>
+        <w:pBdr>
+          <w:left w:val="single" w:color="C89B3C" w:sz="18" w:space="6"/>
+        </w:pBdr>
+        <w:spacing w:after="100" w:before="240" w:line="276" w:lineRule="auto"/>
+        <w:ind w:left="80"/>
+      </w:pPr>
+      <w:r>
+        <w:rPr>
+          <w:b/>
+          <w:bCs/>
+          <w:color w:val="1F3864"/>
+          <w:sz w:val="22"/>
+          <w:szCs w:val="22"/>
+        </w:rPr>
+        <w:t xml:space="preserve">① 계약 유형과 확정분양가</w:t>
+      </w:r>
+    </w:p>
     <w:p>
       <w:pPr>
         <w:keepLines/>
         <w:spacing w:after="120" w:line="276" w:lineRule="auto"/>
       </w:pPr>
       <w:r>
-        <w:t xml:space="preserve">본 물건은 시중에서 "10년 안심거주 후 확정분양가로 분양전환"이라는 문구로 홍보되고 있습니다. 그러나 원문(임차인모집공고문) 전체를 "확정분양가", "감정평가"라는 키워드로 전수 검색한 결과 두 표현 모두 단 한 차례도 등장하지 않습니다. 원문이 실제로 정하고 있는 분양전환 구조는 아래와 같습니다.</w:t>
+        <w:t xml:space="preserve">사업주체 공식 홈페이지(the-highest.co.kr) FAQ는 계약 유형과 확정분양가를 다음과 같이 안내하고 있습니다. 이 내용은 원문(모집공고문)에는 없고 홈페이지에서만 확인됩니다.</w:t>
       </w:r>
     </w:p>
     <w:p>
@@ -1389,16 +1434,7 @@
           <w:sz w:val="20"/>
           <w:szCs w:val="20"/>
         </w:rPr>
-        <w:t xml:space="preserve">“본 주택은 임대의무기간 종료 후 분양전환 여부, 분양전환 가격, 분양전환 대상자 등은 사업주체가 직접 정한 기준에 따라 분양 전환하며, 거주 중인 임차인에게 우선 분양전환의 의무가 없음을 양지하시고 이점 유의하시기 바랍니다.”</w:t>
-      </w:r>
-    </w:p>
-    <w:p>
-      <w:pPr>
-        <w:keepLines/>
-        <w:spacing w:after="120" w:line="276" w:lineRule="auto"/>
-      </w:pPr>
-      <w:r>
-        <w:t xml:space="preserve">즉 (1) 분양전환을 할지 말지 여부, (2) 분양전환 가격, (3) 분양전환 대상자 선정 세 가지 모두 사업주체 재량이며, 거주 임차인에게 우선 분양전환권조차 법적으로 보장되지 않습니다. 통상 공공지원민간임대주택은 임대의무기간 종료 시 감정평가액을 기준으로 분양전환가를 산정하는 방식이 거론되나, 본 공고문에는 감정평가 절차·산정 공식·상한선이 전혀 제시되어 있지 않습니다.</w:t>
+        <w:t xml:space="preserve">“동탄 파라곤 3차는 공공지원 민간임대주택으로 단순임대형과 임대+우선분양전환형으로 나뉘며 우선분양전환권은 82타입 1,500만원, 108타입은 2,500만원입니다. 분양전환형 선택시 확정분양가로 분양전환이 가능합니다.”</w:t>
       </w:r>
     </w:p>
     <w:p>
@@ -1438,7 +1474,494 @@
           <w:sz w:val="20"/>
           <w:szCs w:val="20"/>
         </w:rPr>
-        <w:t xml:space="preserve">“본 주택의 임대의무기간은 10년 이상이며, 임대의무기간 종료 후 임차인에게 분양전환 우선권을 부여하지 않습니다.”</w:t>
+        <w:t xml:space="preserve">“동탄 파라곤 3차의 임대보증금, 월 임대료, 계약금, 납부 조건 등은 공급안내 페이지와 입주자모집공고에서 확인할 수 있습니다. 실제 계약 전에는 금액과 조건이 본인에게 해당되는지 상담을 통해 최종 확인해야 합니다. 우선분양전환형 선택 시 확정분양가는 82타입 7억 8,700만원, 108타입은 10억 3,500만원대 입니다.”</w:t>
+      </w:r>
+    </w:p>
+    <w:tbl>
+      <w:tblPr>
+        <w:tblW w:type="dxa" w:w="9350"/>
+        <w:tblBorders>
+          <w:top w:val="single" w:color="E2DED4" w:sz="4"/>
+          <w:left w:val="single" w:color="E2DED4" w:sz="4"/>
+          <w:bottom w:val="single" w:color="E2DED4" w:sz="4"/>
+          <w:right w:val="single" w:color="E2DED4" w:sz="4"/>
+          <w:insideH w:val="single" w:color="E2DED4" w:sz="4"/>
+          <w:insideV w:val="single" w:color="E2DED4" w:sz="4"/>
+        </w:tblBorders>
+      </w:tblPr>
+      <w:tblGrid>
+        <w:gridCol w:w="2000"/>
+        <w:gridCol w:w="3550"/>
+        <w:gridCol w:w="3800"/>
+      </w:tblGrid>
+      <w:tr>
+        <w:trPr>
+          <w:cantSplit/>
+        </w:trPr>
+        <w:tc>
+          <w:tcPr>
+            <w:tcW w:type="dxa" w:w="2000"/>
+            <w:shd w:fill="1F3864" w:val="clear"/>
+            <w:tcMar>
+              <w:top w:type="dxa" w:w="90"/>
+              <w:left w:type="dxa" w:w="120"/>
+              <w:bottom w:type="dxa" w:w="90"/>
+              <w:right w:type="dxa" w:w="120"/>
+            </w:tcMar>
+            <w:vAlign w:val="center"/>
+          </w:tcPr>
+          <w:p>
+            <w:pPr>
+              <w:jc w:val="left"/>
+            </w:pPr>
+            <w:r>
+              <w:rPr>
+                <w:b/>
+                <w:bCs/>
+                <w:color w:val="FFFFFF"/>
+                <w:sz w:val="20"/>
+                <w:szCs w:val="20"/>
+              </w:rPr>
+              <w:t xml:space="preserve">구분</w:t>
+            </w:r>
+          </w:p>
+        </w:tc>
+        <w:tc>
+          <w:tcPr>
+            <w:tcW w:type="dxa" w:w="3550"/>
+            <w:shd w:fill="1F3864" w:val="clear"/>
+            <w:tcMar>
+              <w:top w:type="dxa" w:w="90"/>
+              <w:left w:type="dxa" w:w="120"/>
+              <w:bottom w:type="dxa" w:w="90"/>
+              <w:right w:type="dxa" w:w="120"/>
+            </w:tcMar>
+            <w:vAlign w:val="center"/>
+          </w:tcPr>
+          <w:p>
+            <w:pPr>
+              <w:jc w:val="left"/>
+            </w:pPr>
+            <w:r>
+              <w:rPr>
+                <w:b/>
+                <w:bCs/>
+                <w:color w:val="FFFFFF"/>
+                <w:sz w:val="20"/>
+                <w:szCs w:val="20"/>
+              </w:rPr>
+              <w:t xml:space="preserve">82타입</w:t>
+            </w:r>
+          </w:p>
+        </w:tc>
+        <w:tc>
+          <w:tcPr>
+            <w:tcW w:type="dxa" w:w="3800"/>
+            <w:shd w:fill="1F3864" w:val="clear"/>
+            <w:tcMar>
+              <w:top w:type="dxa" w:w="90"/>
+              <w:left w:type="dxa" w:w="120"/>
+              <w:bottom w:type="dxa" w:w="90"/>
+              <w:right w:type="dxa" w:w="120"/>
+            </w:tcMar>
+            <w:vAlign w:val="center"/>
+          </w:tcPr>
+          <w:p>
+            <w:pPr>
+              <w:jc w:val="left"/>
+            </w:pPr>
+            <w:r>
+              <w:rPr>
+                <w:b/>
+                <w:bCs/>
+                <w:color w:val="FFFFFF"/>
+                <w:sz w:val="20"/>
+                <w:szCs w:val="20"/>
+              </w:rPr>
+              <w:t xml:space="preserve">108타입</w:t>
+            </w:r>
+          </w:p>
+        </w:tc>
+      </w:tr>
+      <w:tr>
+        <w:trPr>
+          <w:cantSplit/>
+        </w:trPr>
+        <w:tc>
+          <w:tcPr>
+            <w:tcW w:type="dxa" w:w="2000"/>
+            <w:shd w:fill="F7F3EA" w:val="clear"/>
+            <w:tcMar>
+              <w:top w:type="dxa" w:w="90"/>
+              <w:left w:type="dxa" w:w="120"/>
+              <w:bottom w:type="dxa" w:w="90"/>
+              <w:right w:type="dxa" w:w="120"/>
+            </w:tcMar>
+            <w:vAlign w:val="center"/>
+          </w:tcPr>
+          <w:p>
+            <w:pPr>
+              <w:jc w:val="left"/>
+            </w:pPr>
+            <w:r>
+              <w:rPr>
+                <w:b w:val="false"/>
+                <w:bCs w:val="false"/>
+                <w:color w:val="000000"/>
+                <w:sz w:val="20"/>
+                <w:szCs w:val="20"/>
+              </w:rPr>
+              <w:t xml:space="preserve">임대보증금(6층이상 기준)</w:t>
+            </w:r>
+          </w:p>
+        </w:tc>
+        <w:tc>
+          <w:tcPr>
+            <w:tcW w:type="dxa" w:w="3550"/>
+            <w:shd w:fill="F7F3EA" w:val="clear"/>
+            <w:tcMar>
+              <w:top w:type="dxa" w:w="90"/>
+              <w:left w:type="dxa" w:w="120"/>
+              <w:bottom w:type="dxa" w:w="90"/>
+              <w:right w:type="dxa" w:w="120"/>
+            </w:tcMar>
+            <w:vAlign w:val="center"/>
+          </w:tcPr>
+          <w:p>
+            <w:pPr>
+              <w:jc w:val="left"/>
+            </w:pPr>
+            <w:r>
+              <w:rPr>
+                <w:b w:val="false"/>
+                <w:bCs w:val="false"/>
+                <w:color w:val="000000"/>
+                <w:sz w:val="20"/>
+                <w:szCs w:val="20"/>
+              </w:rPr>
+              <w:t xml:space="preserve">440,325,000원</w:t>
+            </w:r>
+          </w:p>
+        </w:tc>
+        <w:tc>
+          <w:tcPr>
+            <w:tcW w:type="dxa" w:w="3800"/>
+            <w:shd w:fill="F7F3EA" w:val="clear"/>
+            <w:tcMar>
+              <w:top w:type="dxa" w:w="90"/>
+              <w:left w:type="dxa" w:w="120"/>
+              <w:bottom w:type="dxa" w:w="90"/>
+              <w:right w:type="dxa" w:w="120"/>
+            </w:tcMar>
+            <w:vAlign w:val="center"/>
+          </w:tcPr>
+          <w:p>
+            <w:pPr>
+              <w:jc w:val="left"/>
+            </w:pPr>
+            <w:r>
+              <w:rPr>
+                <w:b w:val="false"/>
+                <w:bCs w:val="false"/>
+                <w:color w:val="000000"/>
+                <w:sz w:val="20"/>
+                <w:szCs w:val="20"/>
+              </w:rPr>
+              <w:t xml:space="preserve">554,800,000원 ~ 560,025,000원</w:t>
+            </w:r>
+          </w:p>
+        </w:tc>
+      </w:tr>
+      <w:tr>
+        <w:trPr>
+          <w:cantSplit/>
+        </w:trPr>
+        <w:tc>
+          <w:tcPr>
+            <w:tcW w:type="dxa" w:w="2000"/>
+            <w:tcMar>
+              <w:top w:type="dxa" w:w="90"/>
+              <w:left w:type="dxa" w:w="120"/>
+              <w:bottom w:type="dxa" w:w="90"/>
+              <w:right w:type="dxa" w:w="120"/>
+            </w:tcMar>
+            <w:vAlign w:val="center"/>
+          </w:tcPr>
+          <w:p>
+            <w:pPr>
+              <w:jc w:val="left"/>
+            </w:pPr>
+            <w:r>
+              <w:rPr>
+                <w:b w:val="false"/>
+                <w:bCs w:val="false"/>
+                <w:color w:val="000000"/>
+                <w:sz w:val="20"/>
+                <w:szCs w:val="20"/>
+              </w:rPr>
+              <w:t xml:space="preserve">우선분양전환권(선택 옵션가)</w:t>
+            </w:r>
+          </w:p>
+        </w:tc>
+        <w:tc>
+          <w:tcPr>
+            <w:tcW w:type="dxa" w:w="3550"/>
+            <w:tcMar>
+              <w:top w:type="dxa" w:w="90"/>
+              <w:left w:type="dxa" w:w="120"/>
+              <w:bottom w:type="dxa" w:w="90"/>
+              <w:right w:type="dxa" w:w="120"/>
+            </w:tcMar>
+            <w:vAlign w:val="center"/>
+          </w:tcPr>
+          <w:p>
+            <w:pPr>
+              <w:jc w:val="left"/>
+            </w:pPr>
+            <w:r>
+              <w:rPr>
+                <w:b w:val="false"/>
+                <w:bCs w:val="false"/>
+                <w:color w:val="000000"/>
+                <w:sz w:val="20"/>
+                <w:szCs w:val="20"/>
+              </w:rPr>
+              <w:t xml:space="preserve">15,000,000원</w:t>
+            </w:r>
+          </w:p>
+        </w:tc>
+        <w:tc>
+          <w:tcPr>
+            <w:tcW w:type="dxa" w:w="3800"/>
+            <w:tcMar>
+              <w:top w:type="dxa" w:w="90"/>
+              <w:left w:type="dxa" w:w="120"/>
+              <w:bottom w:type="dxa" w:w="90"/>
+              <w:right w:type="dxa" w:w="120"/>
+            </w:tcMar>
+            <w:vAlign w:val="center"/>
+          </w:tcPr>
+          <w:p>
+            <w:pPr>
+              <w:jc w:val="left"/>
+            </w:pPr>
+            <w:r>
+              <w:rPr>
+                <w:b w:val="false"/>
+                <w:bCs w:val="false"/>
+                <w:color w:val="000000"/>
+                <w:sz w:val="20"/>
+                <w:szCs w:val="20"/>
+              </w:rPr>
+              <w:t xml:space="preserve">25,000,000원</w:t>
+            </w:r>
+          </w:p>
+        </w:tc>
+      </w:tr>
+      <w:tr>
+        <w:trPr>
+          <w:cantSplit/>
+        </w:trPr>
+        <w:tc>
+          <w:tcPr>
+            <w:tcW w:type="dxa" w:w="2000"/>
+            <w:shd w:fill="F7F3EA" w:val="clear"/>
+            <w:tcMar>
+              <w:top w:type="dxa" w:w="90"/>
+              <w:left w:type="dxa" w:w="120"/>
+              <w:bottom w:type="dxa" w:w="90"/>
+              <w:right w:type="dxa" w:w="120"/>
+            </w:tcMar>
+            <w:vAlign w:val="center"/>
+          </w:tcPr>
+          <w:p>
+            <w:pPr>
+              <w:jc w:val="left"/>
+            </w:pPr>
+            <w:r>
+              <w:rPr>
+                <w:b w:val="false"/>
+                <w:bCs w:val="false"/>
+                <w:color w:val="000000"/>
+                <w:sz w:val="20"/>
+                <w:szCs w:val="20"/>
+              </w:rPr>
+              <w:t xml:space="preserve">확정분양가(우선분양전환형 선택 시)</w:t>
+            </w:r>
+          </w:p>
+        </w:tc>
+        <w:tc>
+          <w:tcPr>
+            <w:tcW w:type="dxa" w:w="3550"/>
+            <w:shd w:fill="F7F3EA" w:val="clear"/>
+            <w:tcMar>
+              <w:top w:type="dxa" w:w="90"/>
+              <w:left w:type="dxa" w:w="120"/>
+              <w:bottom w:type="dxa" w:w="90"/>
+              <w:right w:type="dxa" w:w="120"/>
+            </w:tcMar>
+            <w:vAlign w:val="center"/>
+          </w:tcPr>
+          <w:p>
+            <w:pPr>
+              <w:jc w:val="left"/>
+            </w:pPr>
+            <w:r>
+              <w:rPr>
+                <w:b w:val="false"/>
+                <w:bCs w:val="false"/>
+                <w:color w:val="000000"/>
+                <w:sz w:val="20"/>
+                <w:szCs w:val="20"/>
+              </w:rPr>
+              <w:t xml:space="preserve">약 787,000,000원</w:t>
+            </w:r>
+          </w:p>
+        </w:tc>
+        <w:tc>
+          <w:tcPr>
+            <w:tcW w:type="dxa" w:w="3800"/>
+            <w:shd w:fill="F7F3EA" w:val="clear"/>
+            <w:tcMar>
+              <w:top w:type="dxa" w:w="90"/>
+              <w:left w:type="dxa" w:w="120"/>
+              <w:bottom w:type="dxa" w:w="90"/>
+              <w:right w:type="dxa" w:w="120"/>
+            </w:tcMar>
+            <w:vAlign w:val="center"/>
+          </w:tcPr>
+          <w:p>
+            <w:pPr>
+              <w:jc w:val="left"/>
+            </w:pPr>
+            <w:r>
+              <w:rPr>
+                <w:b w:val="false"/>
+                <w:bCs w:val="false"/>
+                <w:color w:val="000000"/>
+                <w:sz w:val="20"/>
+                <w:szCs w:val="20"/>
+              </w:rPr>
+              <w:t xml:space="preserve">약 1,035,000,000원</w:t>
+            </w:r>
+          </w:p>
+        </w:tc>
+      </w:tr>
+      <w:tr>
+        <w:trPr>
+          <w:cantSplit/>
+        </w:trPr>
+        <w:tc>
+          <w:tcPr>
+            <w:tcW w:type="dxa" w:w="2000"/>
+            <w:tcMar>
+              <w:top w:type="dxa" w:w="90"/>
+              <w:left w:type="dxa" w:w="120"/>
+              <w:bottom w:type="dxa" w:w="90"/>
+              <w:right w:type="dxa" w:w="120"/>
+            </w:tcMar>
+            <w:vAlign w:val="center"/>
+          </w:tcPr>
+          <w:p>
+            <w:pPr>
+              <w:jc w:val="left"/>
+            </w:pPr>
+            <w:r>
+              <w:rPr>
+                <w:b w:val="false"/>
+                <w:bCs w:val="false"/>
+                <w:color w:val="000000"/>
+                <w:sz w:val="20"/>
+                <w:szCs w:val="20"/>
+              </w:rPr>
+              <w:t xml:space="preserve">10년 후 추가 납입 추정액</w:t>
+            </w:r>
+          </w:p>
+        </w:tc>
+        <w:tc>
+          <w:tcPr>
+            <w:tcW w:type="dxa" w:w="3550"/>
+            <w:tcMar>
+              <w:top w:type="dxa" w:w="90"/>
+              <w:left w:type="dxa" w:w="120"/>
+              <w:bottom w:type="dxa" w:w="90"/>
+              <w:right w:type="dxa" w:w="120"/>
+            </w:tcMar>
+            <w:vAlign w:val="center"/>
+          </w:tcPr>
+          <w:p>
+            <w:pPr>
+              <w:jc w:val="left"/>
+            </w:pPr>
+            <w:r>
+              <w:rPr>
+                <w:b w:val="false"/>
+                <w:bCs w:val="false"/>
+                <w:color w:val="000000"/>
+                <w:sz w:val="20"/>
+                <w:szCs w:val="20"/>
+              </w:rPr>
+              <w:t xml:space="preserve">확정분양가 - (임대보증금+우선분양전환권)</w:t>
+            </w:r>
+          </w:p>
+        </w:tc>
+        <w:tc>
+          <w:tcPr>
+            <w:tcW w:type="dxa" w:w="3800"/>
+            <w:tcMar>
+              <w:top w:type="dxa" w:w="90"/>
+              <w:left w:type="dxa" w:w="120"/>
+              <w:bottom w:type="dxa" w:w="90"/>
+              <w:right w:type="dxa" w:w="120"/>
+            </w:tcMar>
+            <w:vAlign w:val="center"/>
+          </w:tcPr>
+          <w:p>
+            <w:pPr>
+              <w:jc w:val="left"/>
+            </w:pPr>
+            <w:r>
+              <w:rPr>
+                <w:b w:val="false"/>
+                <w:bCs w:val="false"/>
+                <w:color w:val="000000"/>
+                <w:sz w:val="20"/>
+                <w:szCs w:val="20"/>
+              </w:rPr>
+              <w:t xml:space="preserve">확정분양가 - (임대보증금+우선분양전환권)</w:t>
+            </w:r>
+          </w:p>
+        </w:tc>
+      </w:tr>
+    </w:tbl>
+    <w:p>
+      <w:pPr>
+        <w:keepLines/>
+        <w:spacing w:after="120" w:line="276" w:lineRule="auto"/>
+      </w:pPr>
+      <w:r>
+        <w:t xml:space="preserve">즉 82타입 기준으로 초기에 임대보증금 약 4.4억원 + 우선분양전환권 1,500만원(선택 시)을 납부하고 거주하다가, 10년 뒤 확정분양가(약 7억8,700만원)와 기납부금의 차액(약 3.3억원)을 추가 납입하면 소유권을 이전받는 이부가격제(계약금·중도금+분양전환 추가납입금) 구조로 파악됩니다. 다만 이 산정은 홈페이지에 공개된 대표 수치를 근거로 한 것으로, 동·호수·층별 정확한 금액은 개별 확인이 필요합니다.</w:t>
+      </w:r>
+    </w:p>
+    <w:p>
+      <w:pPr>
+        <w:keepNext/>
+        <w:keepLines/>
+        <w:pBdr>
+          <w:left w:val="single" w:color="C89B3C" w:sz="18" w:space="6"/>
+        </w:pBdr>
+        <w:spacing w:after="100" w:before="240" w:line="276" w:lineRule="auto"/>
+        <w:ind w:left="80"/>
+      </w:pPr>
+      <w:r>
+        <w:rPr>
+          <w:b/>
+          <w:bCs/>
+          <w:color w:val="1F3864"/>
+          <w:sz w:val="22"/>
+          <w:szCs w:val="22"/>
+        </w:rPr>
+        <w:t xml:space="preserve">② 우선분양전환형 선택 시 무상옵션</w:t>
       </w:r>
     </w:p>
     <w:p>
@@ -1478,7 +2001,592 @@
           <w:sz w:val="20"/>
           <w:szCs w:val="20"/>
         </w:rPr>
-        <w:t xml:space="preserve">“당해 주택은 「민간임대주택에 관한 특별법」 상 민간임대주택이므로, 임대의무기간 경과 후 시장상황을 고려하여 분양가격 및 방법 등은 사업주체가 결정하여 시행한다.”</w:t>
+        <w:t xml:space="preserve">“풀옵션이 제공되며 우선분양전환형 선택 시 확정분양가는 82타입 7억 8,700만원, 108타입은 10억 3,500만원대 입니다.”</w:t>
+      </w:r>
+    </w:p>
+    <w:p>
+      <w:pPr>
+        <w:keepLines/>
+        <w:spacing w:after="120" w:line="276" w:lineRule="auto"/>
+      </w:pPr>
+      <w:r>
+        <w:t xml:space="preserve">"풀옵션 제공"이 구체적으로 어느 품목까지 포함하는지는 홈페이지에 세부 항목별로 명시되어 있지 않습니다. 원문(모집공고문)에 유상옵션으로 기재된 품목은 아래와 같으며, 우선분양전환형 선택 시 이 중 전부 또는 일부가 무상 제공되는 것으로 추정됩니다 — 정확한 무상 범위는 계약 전 서면으로 확인해야 합니다.</w:t>
+      </w:r>
+    </w:p>
+    <w:tbl>
+      <w:tblPr>
+        <w:tblW w:type="dxa" w:w="9350"/>
+        <w:tblBorders>
+          <w:top w:val="single" w:color="E2DED4" w:sz="4"/>
+          <w:left w:val="single" w:color="E2DED4" w:sz="4"/>
+          <w:bottom w:val="single" w:color="E2DED4" w:sz="4"/>
+          <w:right w:val="single" w:color="E2DED4" w:sz="4"/>
+          <w:insideH w:val="single" w:color="E2DED4" w:sz="4"/>
+          <w:insideV w:val="single" w:color="E2DED4" w:sz="4"/>
+        </w:tblBorders>
+      </w:tblPr>
+      <w:tblGrid>
+        <w:gridCol w:w="2600"/>
+        <w:gridCol w:w="3550"/>
+        <w:gridCol w:w="3200"/>
+      </w:tblGrid>
+      <w:tr>
+        <w:trPr>
+          <w:cantSplit/>
+        </w:trPr>
+        <w:tc>
+          <w:tcPr>
+            <w:tcW w:type="dxa" w:w="2600"/>
+            <w:shd w:fill="1F3864" w:val="clear"/>
+            <w:tcMar>
+              <w:top w:type="dxa" w:w="90"/>
+              <w:left w:type="dxa" w:w="120"/>
+              <w:bottom w:type="dxa" w:w="90"/>
+              <w:right w:type="dxa" w:w="120"/>
+            </w:tcMar>
+            <w:vAlign w:val="center"/>
+          </w:tcPr>
+          <w:p>
+            <w:pPr>
+              <w:jc w:val="left"/>
+            </w:pPr>
+            <w:r>
+              <w:rPr>
+                <w:b/>
+                <w:bCs/>
+                <w:color w:val="FFFFFF"/>
+                <w:sz w:val="20"/>
+                <w:szCs w:val="20"/>
+              </w:rPr>
+              <w:t xml:space="preserve">옵션 품목</w:t>
+            </w:r>
+          </w:p>
+        </w:tc>
+        <w:tc>
+          <w:tcPr>
+            <w:tcW w:type="dxa" w:w="3550"/>
+            <w:shd w:fill="1F3864" w:val="clear"/>
+            <w:tcMar>
+              <w:top w:type="dxa" w:w="90"/>
+              <w:left w:type="dxa" w:w="120"/>
+              <w:bottom w:type="dxa" w:w="90"/>
+              <w:right w:type="dxa" w:w="120"/>
+            </w:tcMar>
+            <w:vAlign w:val="center"/>
+          </w:tcPr>
+          <w:p>
+            <w:pPr>
+              <w:jc w:val="left"/>
+            </w:pPr>
+            <w:r>
+              <w:rPr>
+                <w:b/>
+                <w:bCs/>
+                <w:color w:val="FFFFFF"/>
+                <w:sz w:val="20"/>
+                <w:szCs w:val="20"/>
+              </w:rPr>
+              <w:t xml:space="preserve">82타입 유상가격(참고)</w:t>
+            </w:r>
+          </w:p>
+        </w:tc>
+        <w:tc>
+          <w:tcPr>
+            <w:tcW w:type="dxa" w:w="3200"/>
+            <w:shd w:fill="1F3864" w:val="clear"/>
+            <w:tcMar>
+              <w:top w:type="dxa" w:w="90"/>
+              <w:left w:type="dxa" w:w="120"/>
+              <w:bottom w:type="dxa" w:w="90"/>
+              <w:right w:type="dxa" w:w="120"/>
+            </w:tcMar>
+            <w:vAlign w:val="center"/>
+          </w:tcPr>
+          <w:p>
+            <w:pPr>
+              <w:jc w:val="left"/>
+            </w:pPr>
+            <w:r>
+              <w:rPr>
+                <w:b/>
+                <w:bCs/>
+                <w:color w:val="FFFFFF"/>
+                <w:sz w:val="20"/>
+                <w:szCs w:val="20"/>
+              </w:rPr>
+              <w:t xml:space="preserve">108타입 유상가격(참고)</w:t>
+            </w:r>
+          </w:p>
+        </w:tc>
+      </w:tr>
+      <w:tr>
+        <w:trPr>
+          <w:cantSplit/>
+        </w:trPr>
+        <w:tc>
+          <w:tcPr>
+            <w:tcW w:type="dxa" w:w="2600"/>
+            <w:shd w:fill="F7F3EA" w:val="clear"/>
+            <w:tcMar>
+              <w:top w:type="dxa" w:w="90"/>
+              <w:left w:type="dxa" w:w="120"/>
+              <w:bottom w:type="dxa" w:w="90"/>
+              <w:right w:type="dxa" w:w="120"/>
+            </w:tcMar>
+            <w:vAlign w:val="center"/>
+          </w:tcPr>
+          <w:p>
+            <w:pPr>
+              <w:jc w:val="left"/>
+            </w:pPr>
+            <w:r>
+              <w:rPr>
+                <w:b w:val="false"/>
+                <w:bCs w:val="false"/>
+                <w:color w:val="000000"/>
+                <w:sz w:val="20"/>
+                <w:szCs w:val="20"/>
+              </w:rPr>
+              <w:t xml:space="preserve">시스템에어컨(전실)</w:t>
+            </w:r>
+          </w:p>
+        </w:tc>
+        <w:tc>
+          <w:tcPr>
+            <w:tcW w:type="dxa" w:w="3550"/>
+            <w:shd w:fill="F7F3EA" w:val="clear"/>
+            <w:tcMar>
+              <w:top w:type="dxa" w:w="90"/>
+              <w:left w:type="dxa" w:w="120"/>
+              <w:bottom w:type="dxa" w:w="90"/>
+              <w:right w:type="dxa" w:w="120"/>
+            </w:tcMar>
+            <w:vAlign w:val="center"/>
+          </w:tcPr>
+          <w:p>
+            <w:pPr>
+              <w:jc w:val="left"/>
+            </w:pPr>
+            <w:r>
+              <w:rPr>
+                <w:b w:val="false"/>
+                <w:bCs w:val="false"/>
+                <w:color w:val="000000"/>
+                <w:sz w:val="20"/>
+                <w:szCs w:val="20"/>
+              </w:rPr>
+              <w:t xml:space="preserve">8,000,000원</w:t>
+            </w:r>
+          </w:p>
+        </w:tc>
+        <w:tc>
+          <w:tcPr>
+            <w:tcW w:type="dxa" w:w="3200"/>
+            <w:shd w:fill="F7F3EA" w:val="clear"/>
+            <w:tcMar>
+              <w:top w:type="dxa" w:w="90"/>
+              <w:left w:type="dxa" w:w="120"/>
+              <w:bottom w:type="dxa" w:w="90"/>
+              <w:right w:type="dxa" w:w="120"/>
+            </w:tcMar>
+            <w:vAlign w:val="center"/>
+          </w:tcPr>
+          <w:p>
+            <w:pPr>
+              <w:jc w:val="left"/>
+            </w:pPr>
+            <w:r>
+              <w:rPr>
+                <w:b w:val="false"/>
+                <w:bCs w:val="false"/>
+                <w:color w:val="000000"/>
+                <w:sz w:val="20"/>
+                <w:szCs w:val="20"/>
+              </w:rPr>
+              <w:t xml:space="preserve">9,700,000원</w:t>
+            </w:r>
+          </w:p>
+        </w:tc>
+      </w:tr>
+      <w:tr>
+        <w:trPr>
+          <w:cantSplit/>
+        </w:trPr>
+        <w:tc>
+          <w:tcPr>
+            <w:tcW w:type="dxa" w:w="2600"/>
+            <w:tcMar>
+              <w:top w:type="dxa" w:w="90"/>
+              <w:left w:type="dxa" w:w="120"/>
+              <w:bottom w:type="dxa" w:w="90"/>
+              <w:right w:type="dxa" w:w="120"/>
+            </w:tcMar>
+            <w:vAlign w:val="center"/>
+          </w:tcPr>
+          <w:p>
+            <w:pPr>
+              <w:jc w:val="left"/>
+            </w:pPr>
+            <w:r>
+              <w:rPr>
+                <w:b w:val="false"/>
+                <w:bCs w:val="false"/>
+                <w:color w:val="000000"/>
+                <w:sz w:val="20"/>
+                <w:szCs w:val="20"/>
+              </w:rPr>
+              <w:t xml:space="preserve">주방 특화(세라믹타일+아트월 등)</w:t>
+            </w:r>
+          </w:p>
+        </w:tc>
+        <w:tc>
+          <w:tcPr>
+            <w:tcW w:type="dxa" w:w="3550"/>
+            <w:tcMar>
+              <w:top w:type="dxa" w:w="90"/>
+              <w:left w:type="dxa" w:w="120"/>
+              <w:bottom w:type="dxa" w:w="90"/>
+              <w:right w:type="dxa" w:w="120"/>
+            </w:tcMar>
+            <w:vAlign w:val="center"/>
+          </w:tcPr>
+          <w:p>
+            <w:pPr>
+              <w:jc w:val="left"/>
+            </w:pPr>
+            <w:r>
+              <w:rPr>
+                <w:b w:val="false"/>
+                <w:bCs w:val="false"/>
+                <w:color w:val="000000"/>
+                <w:sz w:val="20"/>
+                <w:szCs w:val="20"/>
+              </w:rPr>
+              <w:t xml:space="preserve">19,100,000원</w:t>
+            </w:r>
+          </w:p>
+        </w:tc>
+        <w:tc>
+          <w:tcPr>
+            <w:tcW w:type="dxa" w:w="3200"/>
+            <w:tcMar>
+              <w:top w:type="dxa" w:w="90"/>
+              <w:left w:type="dxa" w:w="120"/>
+              <w:bottom w:type="dxa" w:w="90"/>
+              <w:right w:type="dxa" w:w="120"/>
+            </w:tcMar>
+            <w:vAlign w:val="center"/>
+          </w:tcPr>
+          <w:p>
+            <w:pPr>
+              <w:jc w:val="left"/>
+            </w:pPr>
+            <w:r>
+              <w:rPr>
+                <w:b w:val="false"/>
+                <w:bCs w:val="false"/>
+                <w:color w:val="000000"/>
+                <w:sz w:val="20"/>
+                <w:szCs w:val="20"/>
+              </w:rPr>
+              <w:t xml:space="preserve">24,600,000원</w:t>
+            </w:r>
+          </w:p>
+        </w:tc>
+      </w:tr>
+      <w:tr>
+        <w:trPr>
+          <w:cantSplit/>
+        </w:trPr>
+        <w:tc>
+          <w:tcPr>
+            <w:tcW w:type="dxa" w:w="2600"/>
+            <w:shd w:fill="F7F3EA" w:val="clear"/>
+            <w:tcMar>
+              <w:top w:type="dxa" w:w="90"/>
+              <w:left w:type="dxa" w:w="120"/>
+              <w:bottom w:type="dxa" w:w="90"/>
+              <w:right w:type="dxa" w:w="120"/>
+            </w:tcMar>
+            <w:vAlign w:val="center"/>
+          </w:tcPr>
+          <w:p>
+            <w:pPr>
+              <w:jc w:val="left"/>
+            </w:pPr>
+            <w:r>
+              <w:rPr>
+                <w:b w:val="false"/>
+                <w:bCs w:val="false"/>
+                <w:color w:val="000000"/>
+                <w:sz w:val="20"/>
+                <w:szCs w:val="20"/>
+              </w:rPr>
+              <w:t xml:space="preserve">욕실 특화(부부·공용)</w:t>
+            </w:r>
+          </w:p>
+        </w:tc>
+        <w:tc>
+          <w:tcPr>
+            <w:tcW w:type="dxa" w:w="3550"/>
+            <w:shd w:fill="F7F3EA" w:val="clear"/>
+            <w:tcMar>
+              <w:top w:type="dxa" w:w="90"/>
+              <w:left w:type="dxa" w:w="120"/>
+              <w:bottom w:type="dxa" w:w="90"/>
+              <w:right w:type="dxa" w:w="120"/>
+            </w:tcMar>
+            <w:vAlign w:val="center"/>
+          </w:tcPr>
+          <w:p>
+            <w:pPr>
+              <w:jc w:val="left"/>
+            </w:pPr>
+            <w:r>
+              <w:rPr>
+                <w:b w:val="false"/>
+                <w:bCs w:val="false"/>
+                <w:color w:val="000000"/>
+                <w:sz w:val="20"/>
+                <w:szCs w:val="20"/>
+              </w:rPr>
+              <w:t xml:space="preserve">7,300,000원(합산)</w:t>
+            </w:r>
+          </w:p>
+        </w:tc>
+        <w:tc>
+          <w:tcPr>
+            <w:tcW w:type="dxa" w:w="3200"/>
+            <w:shd w:fill="F7F3EA" w:val="clear"/>
+            <w:tcMar>
+              <w:top w:type="dxa" w:w="90"/>
+              <w:left w:type="dxa" w:w="120"/>
+              <w:bottom w:type="dxa" w:w="90"/>
+              <w:right w:type="dxa" w:w="120"/>
+            </w:tcMar>
+            <w:vAlign w:val="center"/>
+          </w:tcPr>
+          <w:p>
+            <w:pPr>
+              <w:jc w:val="left"/>
+            </w:pPr>
+            <w:r>
+              <w:rPr>
+                <w:b w:val="false"/>
+                <w:bCs w:val="false"/>
+                <w:color w:val="000000"/>
+                <w:sz w:val="20"/>
+                <w:szCs w:val="20"/>
+              </w:rPr>
+              <w:t xml:space="preserve">6,500,000원(합산)</w:t>
+            </w:r>
+          </w:p>
+        </w:tc>
+      </w:tr>
+      <w:tr>
+        <w:trPr>
+          <w:cantSplit/>
+        </w:trPr>
+        <w:tc>
+          <w:tcPr>
+            <w:tcW w:type="dxa" w:w="2600"/>
+            <w:tcMar>
+              <w:top w:type="dxa" w:w="90"/>
+              <w:left w:type="dxa" w:w="120"/>
+              <w:bottom w:type="dxa" w:w="90"/>
+              <w:right w:type="dxa" w:w="120"/>
+            </w:tcMar>
+            <w:vAlign w:val="center"/>
+          </w:tcPr>
+          <w:p>
+            <w:pPr>
+              <w:jc w:val="left"/>
+            </w:pPr>
+            <w:r>
+              <w:rPr>
+                <w:b w:val="false"/>
+                <w:bCs w:val="false"/>
+                <w:color w:val="000000"/>
+                <w:sz w:val="20"/>
+                <w:szCs w:val="20"/>
+              </w:rPr>
+              <w:t xml:space="preserve">침실1 드레스룸 특화</w:t>
+            </w:r>
+          </w:p>
+        </w:tc>
+        <w:tc>
+          <w:tcPr>
+            <w:tcW w:type="dxa" w:w="3550"/>
+            <w:tcMar>
+              <w:top w:type="dxa" w:w="90"/>
+              <w:left w:type="dxa" w:w="120"/>
+              <w:bottom w:type="dxa" w:w="90"/>
+              <w:right w:type="dxa" w:w="120"/>
+            </w:tcMar>
+            <w:vAlign w:val="center"/>
+          </w:tcPr>
+          <w:p>
+            <w:pPr>
+              <w:jc w:val="left"/>
+            </w:pPr>
+            <w:r>
+              <w:rPr>
+                <w:b w:val="false"/>
+                <w:bCs w:val="false"/>
+                <w:color w:val="000000"/>
+                <w:sz w:val="20"/>
+                <w:szCs w:val="20"/>
+              </w:rPr>
+              <w:t xml:space="preserve">16,400,000원</w:t>
+            </w:r>
+          </w:p>
+        </w:tc>
+        <w:tc>
+          <w:tcPr>
+            <w:tcW w:type="dxa" w:w="3200"/>
+            <w:tcMar>
+              <w:top w:type="dxa" w:w="90"/>
+              <w:left w:type="dxa" w:w="120"/>
+              <w:bottom w:type="dxa" w:w="90"/>
+              <w:right w:type="dxa" w:w="120"/>
+            </w:tcMar>
+            <w:vAlign w:val="center"/>
+          </w:tcPr>
+          <w:p>
+            <w:pPr>
+              <w:jc w:val="left"/>
+            </w:pPr>
+            <w:r>
+              <w:rPr>
+                <w:b w:val="false"/>
+                <w:bCs w:val="false"/>
+                <w:color w:val="000000"/>
+                <w:sz w:val="20"/>
+                <w:szCs w:val="20"/>
+              </w:rPr>
+              <w:t xml:space="preserve">18,500,000원</w:t>
+            </w:r>
+          </w:p>
+        </w:tc>
+      </w:tr>
+      <w:tr>
+        <w:trPr>
+          <w:cantSplit/>
+        </w:trPr>
+        <w:tc>
+          <w:tcPr>
+            <w:tcW w:type="dxa" w:w="2600"/>
+            <w:shd w:fill="F7F3EA" w:val="clear"/>
+            <w:tcMar>
+              <w:top w:type="dxa" w:w="90"/>
+              <w:left w:type="dxa" w:w="120"/>
+              <w:bottom w:type="dxa" w:w="90"/>
+              <w:right w:type="dxa" w:w="120"/>
+            </w:tcMar>
+            <w:vAlign w:val="center"/>
+          </w:tcPr>
+          <w:p>
+            <w:pPr>
+              <w:jc w:val="left"/>
+            </w:pPr>
+            <w:r>
+              <w:rPr>
+                <w:b w:val="false"/>
+                <w:bCs w:val="false"/>
+                <w:color w:val="000000"/>
+                <w:sz w:val="20"/>
+                <w:szCs w:val="20"/>
+              </w:rPr>
+              <w:t xml:space="preserve">현관 특화(신발장+천장)</w:t>
+            </w:r>
+          </w:p>
+        </w:tc>
+        <w:tc>
+          <w:tcPr>
+            <w:tcW w:type="dxa" w:w="3550"/>
+            <w:shd w:fill="F7F3EA" w:val="clear"/>
+            <w:tcMar>
+              <w:top w:type="dxa" w:w="90"/>
+              <w:left w:type="dxa" w:w="120"/>
+              <w:bottom w:type="dxa" w:w="90"/>
+              <w:right w:type="dxa" w:w="120"/>
+            </w:tcMar>
+            <w:vAlign w:val="center"/>
+          </w:tcPr>
+          <w:p>
+            <w:pPr>
+              <w:jc w:val="left"/>
+            </w:pPr>
+            <w:r>
+              <w:rPr>
+                <w:b w:val="false"/>
+                <w:bCs w:val="false"/>
+                <w:color w:val="000000"/>
+                <w:sz w:val="20"/>
+                <w:szCs w:val="20"/>
+              </w:rPr>
+              <w:t xml:space="preserve">2,200,000원</w:t>
+            </w:r>
+          </w:p>
+        </w:tc>
+        <w:tc>
+          <w:tcPr>
+            <w:tcW w:type="dxa" w:w="3200"/>
+            <w:shd w:fill="F7F3EA" w:val="clear"/>
+            <w:tcMar>
+              <w:top w:type="dxa" w:w="90"/>
+              <w:left w:type="dxa" w:w="120"/>
+              <w:bottom w:type="dxa" w:w="90"/>
+              <w:right w:type="dxa" w:w="120"/>
+            </w:tcMar>
+            <w:vAlign w:val="center"/>
+          </w:tcPr>
+          <w:p>
+            <w:pPr>
+              <w:jc w:val="left"/>
+            </w:pPr>
+            <w:r>
+              <w:rPr>
+                <w:b w:val="false"/>
+                <w:bCs w:val="false"/>
+                <w:color w:val="000000"/>
+                <w:sz w:val="20"/>
+                <w:szCs w:val="20"/>
+              </w:rPr>
+              <w:t xml:space="preserve">4,300,000원</w:t>
+            </w:r>
+          </w:p>
+        </w:tc>
+      </w:tr>
+    </w:tbl>
+    <w:p>
+      <w:pPr>
+        <w:keepLines/>
+        <w:pBdr>
+          <w:left w:val="single" w:color="2E5395" w:sz="28"/>
+        </w:pBdr>
+        <w:shd w:fill="EDF1F8" w:val="clear"/>
+        <w:spacing w:after="260" w:before="40" w:line="280" w:lineRule="auto"/>
+        <w:ind w:left="140"/>
+      </w:pPr>
+      <w:r>
+        <w:rPr>
+          <w:b/>
+          <w:bCs/>
+          <w:color w:val="1F3864"/>
+        </w:rPr>
+        <w:t xml:space="preserve">✓  </w:t>
+      </w:r>
+      <w:r>
+        <w:rPr>
+          <w:b/>
+          <w:bCs/>
+          <w:color w:val="2E5395"/>
+        </w:rPr>
+        <w:t xml:space="preserve">법무법인제이엘 검토   </w:t>
+      </w:r>
+      <w:r>
+        <w:t xml:space="preserve">개선요청: 우선분양전환형 선택 시 무상 제공되는 옵션 품목의 정확한 리스트(전체 품목 포함 여부, 일부 품목 제외 여부)를 계약 전 서면으로 명시해 줄 것을 요청합니다. "풀옵션"이라는 표현이 실제로는 일부 품목만 포함할 경우 계약자의 오인 소지가 있습니다.</w:t>
       </w:r>
     </w:p>
     <w:p>
@@ -1499,16 +2607,7 @@
           <w:sz w:val="22"/>
           <w:szCs w:val="22"/>
         </w:rPr>
-        <w:t xml:space="preserve">국토교통부 스스로 인용한 경고 문구</w:t>
-      </w:r>
-    </w:p>
-    <w:p>
-      <w:pPr>
-        <w:keepLines/>
-        <w:spacing w:after="120" w:line="276" w:lineRule="auto"/>
-      </w:pPr>
-      <w:r>
-        <w:t xml:space="preserve">원문에서 가장 결정적인 대목은, 사업주체가 국토교통부의 공식 권고사항을 스스로 인용하여 "장래 분양전환을 미리 약정하는 행위" 자체를 경계하고 있다는 점입니다.</w:t>
+        <w:t xml:space="preserve">③ 유주택자 청약 가능 여부</w:t>
       </w:r>
     </w:p>
     <w:p>
@@ -1548,7 +2647,7 @@
           <w:sz w:val="20"/>
           <w:szCs w:val="20"/>
         </w:rPr>
-        <w:t xml:space="preserve">“국토교통부 권고사항에 따라 "장래 임대의무기간 경과 후 소유권을 양도하기로 미리 약정하는 것은 관련 법에 근거가 없어 우선변제권 등이 적용되지 않고, 해당 계약을 체결하거나 유도하는 행위는 「민간임대주택에 관한 특별법」에 저촉될 수 있음" 안내하오니 이점 명확히 인지하시고 청약 및 계약을 진행하시기 바랍니다.”</w:t>
+        <w:t xml:space="preserve">“유주택자 신청 가능합니다. 다만 대출조건 등을 확인해야 합니다”</w:t>
       </w:r>
     </w:p>
     <w:p>
@@ -1557,7 +2656,7 @@
         <w:spacing w:after="120" w:line="276" w:lineRule="auto"/>
       </w:pPr>
       <w:r>
-        <w:t xml:space="preserve">이 조항은 국토교통부가 "임대의무기간 경과 후 소유권을 양도하기로 미리 약정"하는 것 자체를 법 위반 소지가 있는 행위로 규정하고 있음을 원문 스스로 인용·경고하는 것으로, "확정분양가"라는 표현으로 사전에 분양가를 약속하는 형태의 영업·마케팅 행위와 정면으로 배치됩니다. 원문에 명시된 법적 구조와 시중 홍보 문구 사이에는 명백한 간극이 존재하며, 임차인이 계약체결 전 반드시 확인해야 할 핵심 리스크입니다.</w:t>
+        <w:t xml:space="preserve">원문은 일반공급 당첨자에 대해 "임차인 모집공고일을 기준으로... 무주택세대구성원이어야" 한다고 명시하면서도, 동시에 다음과 같은 예외 조항을 두고 있습니다.</w:t>
       </w:r>
     </w:p>
     <w:p>
@@ -1597,7 +2696,56 @@
           <w:sz w:val="20"/>
           <w:szCs w:val="20"/>
         </w:rPr>
-        <w:t xml:space="preserve">“「민간임대주택에 관한 특별법」 제43조 제1항 및 시행령 제34조 제1항의 규정에 따라 당 아파트의 의무 임대기간은 10년으로 임대 개시일로부터 10년이 지나지 않으면 양도할 수 없으나, 「민간임대주택에 관한 특별법」 제43조 제2항, 제4항, 제5항, 제6항 및 시행령 제34조 제3항에 해당되는 경우에는 임대의무기간 이내에 양도할 수 있습니다.”</w:t>
+        <w:t xml:space="preserve">“임차인의 자격(요건) 및 선정방법에도 불구하고 해당 주택의 임차인의 자격을 완화하거나 선착순의 방법으로 공급할 수 있다”</w:t>
+      </w:r>
+    </w:p>
+    <w:p>
+      <w:pPr>
+        <w:keepNext/>
+        <w:keepLines/>
+        <w:spacing w:after="60" w:before="160" w:line="276" w:lineRule="auto"/>
+      </w:pPr>
+      <w:r>
+        <w:rPr>
+          <w:b/>
+          <w:bCs/>
+          <w:color w:val="595959"/>
+          <w:sz w:val="16"/>
+          <w:szCs w:val="16"/>
+        </w:rPr>
+        <w:t xml:space="preserve">원문 인용</w:t>
+      </w:r>
+    </w:p>
+    <w:p>
+      <w:pPr>
+        <w:keepNext/>
+        <w:keepLines/>
+        <w:pBdr>
+          <w:top w:val="single" w:color="E2DED4" w:sz="4"/>
+          <w:bottom w:val="single" w:color="E2DED4" w:sz="4"/>
+          <w:left w:val="single" w:color="E2DED4" w:sz="4"/>
+          <w:right w:val="single" w:color="E2DED4" w:sz="4"/>
+        </w:pBdr>
+        <w:shd w:fill="F7F3EA" w:val="clear"/>
+        <w:spacing w:after="160" w:before="100" w:line="288" w:lineRule="auto"/>
+        <w:ind w:left="160" w:right="160"/>
+      </w:pPr>
+      <w:r>
+        <w:rPr>
+          <w:color w:val="2B2E33"/>
+          <w:sz w:val="20"/>
+          <w:szCs w:val="20"/>
+        </w:rPr>
+        <w:t xml:space="preserve">“「민간임대주택에 관한 특별법 시행규칙」 제14조의7에 따라 임차인의 자격을 완화하거나 선착순의 방법으로 공급할 예정이니 유의하시기 바랍니다.”</w:t>
+      </w:r>
+    </w:p>
+    <w:p>
+      <w:pPr>
+        <w:keepLines/>
+        <w:spacing w:after="120" w:line="276" w:lineRule="auto"/>
+      </w:pPr>
+      <w:r>
+        <w:t xml:space="preserve">즉 정식 청약(1·2순위) 단계는 무주택세대구성원 요건이 적용되나, 특별공급·일반공급에서 미달이 발생한 잔여세대는 시행규칙 제14조의7에 근거하여 자격을 완화하고 선착순으로 공급할 수 있으며, 이 경우 유주택자도 계약이 가능합니다. 실제로 본 단지는 최초 청약에서 특별공급을 제외한 일반공급 물량 중 상당수가 미달되었고, 현재 공식 홈페이지도 "특별공급 종료된 이후 현재 일반공급 잔여 세대를 중심으로 선착순 계약이 진행 중"이라고 안내하고 있어, 유주택자 계약 가능은 이 잔여세대 선착순 공급 단계에 해당하는 것으로 파악됩니다.</w:t>
       </w:r>
     </w:p>
     <w:p>
@@ -1627,7 +2775,7 @@
         <w:t xml:space="preserve">법무법인제이엘 검토   </w:t>
       </w:r>
       <w:r>
-        <w:t xml:space="preserve">개선요청: "확정분양가"라는 표현을 영업·홍보 자료에서 계속 사용할 경우, 임대의무기간 종료 시 실제 적용될 분양전환가 산정기준(감정평가 방식 등)과 거주 임차인의 우선분양전환권을 계약서 또는 별도 특약으로 명문화하여 홍보 문구와 계약 조건을 일치시켜 줄 것을 요청합니다. 그렇지 않을 경우 "확정"이라는 표현 자체를 홍보에서 사용하지 않도록 요청합니다.</w:t>
+        <w:t xml:space="preserve">개선요청: 유주택자로 계약할 경우 무주택 자격유지의무(제3장 독소조항 참조)가 적용되지 않는지, 잔금대출(주택담보대출) 시 다주택자 규제가 적용되는지 등 유주택자 특유의 리스크를 계약 전 서면으로 안내해 줄 것을 요청합니다.</w:t>
       </w:r>
     </w:p>
     <w:p>
@@ -1648,7 +2796,7 @@
           <w:sz w:val="22"/>
           <w:szCs w:val="22"/>
         </w:rPr>
-        <w:t xml:space="preserve">참고: 타 민간임대 사업장 비교 — 신광교 제일풍경채(광교풍경채 어바니티)</w:t>
+        <w:t xml:space="preserve">④ 원문과 실제 계약조건의 정보 격차 — 핵심 리스크</w:t>
       </w:r>
     </w:p>
     <w:p>
@@ -1657,7 +2805,165 @@
         <w:spacing w:after="120" w:line="276" w:lineRule="auto"/>
       </w:pPr>
       <w:r>
-        <w:t xml:space="preserve">아래는 원문(모집공고문)이 아닌 사용자 제공 자료(신광교 제일풍경채 매매예약 안내문 이미지)를 근거로 한 참고 비교이며, 별도의 공식 확인을 거치지 않았음을 밝힙니다. 신광교 제일풍경채(용인시 기흥구, 2023년 입주, 1,766세대)는 "매매예약"이라는 별도 유상 옵션 계약을 통해 계약 시점에 분양전환가격 자체를 서면으로 명시하는 방식을 운영하고 있는 것으로 확인됩니다.</w:t>
+        <w:t xml:space="preserve">위 ①~③ 항목의 구체적 수치(확정분양가 금액, 우선분양전환권 가격, 무상옵션, 유주택자 허용)는 원문 87,392자 전체에 단 한 차례도 등장하지 않습니다. 원문이 실제로 정하고 있는 분양전환 문구는 다음과 같이 훨씬 더 유보적입니다.</w:t>
+      </w:r>
+    </w:p>
+    <w:p>
+      <w:pPr>
+        <w:keepNext/>
+        <w:keepLines/>
+        <w:spacing w:after="60" w:before="160" w:line="276" w:lineRule="auto"/>
+      </w:pPr>
+      <w:r>
+        <w:rPr>
+          <w:b/>
+          <w:bCs/>
+          <w:color w:val="595959"/>
+          <w:sz w:val="16"/>
+          <w:szCs w:val="16"/>
+        </w:rPr>
+        <w:t xml:space="preserve">원문 인용</w:t>
+      </w:r>
+    </w:p>
+    <w:p>
+      <w:pPr>
+        <w:keepNext/>
+        <w:keepLines/>
+        <w:pBdr>
+          <w:top w:val="single" w:color="E2DED4" w:sz="4"/>
+          <w:bottom w:val="single" w:color="E2DED4" w:sz="4"/>
+          <w:left w:val="single" w:color="E2DED4" w:sz="4"/>
+          <w:right w:val="single" w:color="E2DED4" w:sz="4"/>
+        </w:pBdr>
+        <w:shd w:fill="F7F3EA" w:val="clear"/>
+        <w:spacing w:after="160" w:before="100" w:line="288" w:lineRule="auto"/>
+        <w:ind w:left="160" w:right="160"/>
+      </w:pPr>
+      <w:r>
+        <w:rPr>
+          <w:color w:val="2B2E33"/>
+          <w:sz w:val="20"/>
+          <w:szCs w:val="20"/>
+        </w:rPr>
+        <w:t xml:space="preserve">“본 주택은 임대의무기간 종료 후 분양전환 여부, 분양전환 가격, 분양전환 대상자 등은 사업주체가 직접 정한 기준에 따라 분양 전환하며, 거주 중인 임차인에게 우선 분양전환의 의무가 없음을 양지하시고 이점 유의하시기 바랍니다.”</w:t>
+      </w:r>
+    </w:p>
+    <w:p>
+      <w:pPr>
+        <w:keepLines/>
+        <w:spacing w:after="120" w:line="276" w:lineRule="auto"/>
+      </w:pPr>
+      <w:r>
+        <w:t xml:space="preserve">가장 결정적인 대목은, 사업주체가 국토교통부의 공식 권고사항을 원문에 스스로 인용하여 "장래 분양전환을 미리 약정하는 행위" 자체를 경계하고 있다는 점입니다.</w:t>
+      </w:r>
+    </w:p>
+    <w:p>
+      <w:pPr>
+        <w:keepNext/>
+        <w:keepLines/>
+        <w:spacing w:after="60" w:before="160" w:line="276" w:lineRule="auto"/>
+      </w:pPr>
+      <w:r>
+        <w:rPr>
+          <w:b/>
+          <w:bCs/>
+          <w:color w:val="595959"/>
+          <w:sz w:val="16"/>
+          <w:szCs w:val="16"/>
+        </w:rPr>
+        <w:t xml:space="preserve">원문 인용</w:t>
+      </w:r>
+    </w:p>
+    <w:p>
+      <w:pPr>
+        <w:keepNext/>
+        <w:keepLines/>
+        <w:pBdr>
+          <w:top w:val="single" w:color="E2DED4" w:sz="4"/>
+          <w:bottom w:val="single" w:color="E2DED4" w:sz="4"/>
+          <w:left w:val="single" w:color="E2DED4" w:sz="4"/>
+          <w:right w:val="single" w:color="E2DED4" w:sz="4"/>
+        </w:pBdr>
+        <w:shd w:fill="F7F3EA" w:val="clear"/>
+        <w:spacing w:after="160" w:before="100" w:line="288" w:lineRule="auto"/>
+        <w:ind w:left="160" w:right="160"/>
+      </w:pPr>
+      <w:r>
+        <w:rPr>
+          <w:color w:val="2B2E33"/>
+          <w:sz w:val="20"/>
+          <w:szCs w:val="20"/>
+        </w:rPr>
+        <w:t xml:space="preserve">“국토교통부 권고사항에 따라 "장래 임대의무기간 경과 후 소유권을 양도하기로 미리 약정하는 것은 관련 법에 근거가 없어 우선변제권 등이 적용되지 않고, 해당 계약을 체결하거나 유도하는 행위는 「민간임대주택에 관한 특별법」에 저촉될 수 있음" 안내하오니 이점 명확히 인지하시고 청약 및 계약을 진행하시기 바랍니다.”</w:t>
+      </w:r>
+    </w:p>
+    <w:p>
+      <w:pPr>
+        <w:keepLines/>
+        <w:spacing w:after="120" w:line="276" w:lineRule="auto"/>
+      </w:pPr>
+      <w:r>
+        <w:t xml:space="preserve">종합하면, 확정분양가·우선분양전환권 상품 자체는 실제로 판매되고 있고 홈페이지에도 구체적 금액이 공개되어 있지만, (1) 이 조건이 모집공고문이나 계약서 본문이 아닌 홈페이지·현장 안내로만 존재하고, (2) 원문은 오히려 이런 사전 확정 약정이 국토부 권고상 법적 근거가 없어 우선변제권 등이 적용되지 않을 수 있다고 스스로 경고하고 있다는 점이 계약자가 반드시 인지해야 할 핵심 리스크입니다. 즉 "확정"이라는 표현과 달리, 임대의무기간 종료 시 실제로 이 가격에 분양전환이 실행될 것이라는 법적 구속력은 원문상 명확하지 않습니다.</w:t>
+      </w:r>
+    </w:p>
+    <w:p>
+      <w:pPr>
+        <w:keepLines/>
+        <w:pBdr>
+          <w:left w:val="single" w:color="2E5395" w:sz="28"/>
+        </w:pBdr>
+        <w:shd w:fill="EDF1F8" w:val="clear"/>
+        <w:spacing w:after="260" w:before="40" w:line="280" w:lineRule="auto"/>
+        <w:ind w:left="140"/>
+      </w:pPr>
+      <w:r>
+        <w:rPr>
+          <w:b/>
+          <w:bCs/>
+          <w:color w:val="1F3864"/>
+        </w:rPr>
+        <w:t xml:space="preserve">✓  </w:t>
+      </w:r>
+      <w:r>
+        <w:rPr>
+          <w:b/>
+          <w:bCs/>
+          <w:color w:val="2E5395"/>
+        </w:rPr>
+        <w:t xml:space="preserve">법무법인제이엘 검토   </w:t>
+      </w:r>
+      <w:r>
+        <w:t xml:space="preserve">개선요청: 확정분양가·우선분양전환권 조건을 표준임대차계약서 부속 특약으로 명문화하여 법적 구속력을 부여하고, 국토교통부가 지적한 우선변제권 미적용 리스크에 대한 사업주체의 대응 방안(예: 별도 보증 장치)을 계약 전 서면으로 제공해 줄 것을 요청합니다.</w:t>
+      </w:r>
+    </w:p>
+    <w:p>
+      <w:pPr>
+        <w:keepNext/>
+        <w:keepLines/>
+        <w:pBdr>
+          <w:left w:val="single" w:color="C89B3C" w:sz="18" w:space="6"/>
+        </w:pBdr>
+        <w:spacing w:after="100" w:before="240" w:line="276" w:lineRule="auto"/>
+        <w:ind w:left="80"/>
+      </w:pPr>
+      <w:r>
+        <w:rPr>
+          <w:b/>
+          <w:bCs/>
+          <w:color w:val="1F3864"/>
+          <w:sz w:val="22"/>
+          <w:szCs w:val="22"/>
+        </w:rPr>
+        <w:t xml:space="preserve">참고: 타 민간임대 사업장 비교 — 신광교 제일풍경채(광교풍경채 어바니티)</w:t>
+      </w:r>
+    </w:p>
+    <w:p>
+      <w:pPr>
+        <w:keepLines/>
+        <w:spacing w:after="120" w:line="276" w:lineRule="auto"/>
+      </w:pPr>
+      <w:r>
+        <w:t xml:space="preserve">아래는 원문(모집공고문)이 아닌 사용자 제공 자료(신광교 제일풍경채 매매예약 안내문 이미지)를 근거로 한 참고 비교이며, 별도의 공식 확인을 거치지 않았음을 밝힙니다. 신광교 제일풍경채(용인시 기흥구, 2023년 입주, 1,766세대)는 "매매예약"이라는 별도 유상 옵션을 통해 계약 시점에 분양전환가격을 서면으로 명시하는 방식을 운영하며, 이는 동탄 파라곤3차의 "우선분양전환권"과 사실상 동일한 상품 구조입니다.</w:t>
       </w:r>
     </w:p>
     <w:p>
@@ -1865,7 +3171,7 @@
                 <w:sz w:val="20"/>
                 <w:szCs w:val="20"/>
               </w:rPr>
-              <w:t xml:space="preserve">분양전환가 확정 여부</w:t>
+              <w:t xml:space="preserve">사전 확정 옵션 명칭</w:t>
             </w:r>
           </w:p>
         </w:tc>
@@ -1893,7 +3199,7 @@
                 <w:sz w:val="20"/>
                 <w:szCs w:val="20"/>
               </w:rPr>
-              <w:t xml:space="preserve">미확정 — "사업주체가 직접 정한 기준"에 따름</w:t>
+              <w:t xml:space="preserve">우선분양전환권</w:t>
             </w:r>
           </w:p>
         </w:tc>
@@ -1921,7 +3227,7 @@
                 <w:sz w:val="20"/>
                 <w:szCs w:val="20"/>
               </w:rPr>
-              <w:t xml:space="preserve">"매매예약" 옵션 선택 시 계약 시점에 서면 확정(예: 84A타입 787,325천원 등)</w:t>
+              <w:t xml:space="preserve">매매예약</w:t>
             </w:r>
           </w:p>
         </w:tc>
@@ -1953,7 +3259,7 @@
                 <w:sz w:val="20"/>
                 <w:szCs w:val="20"/>
               </w:rPr>
-              <w:t xml:space="preserve">사전 확정 수단</w:t>
+              <w:t xml:space="preserve">옵션 가격</w:t>
             </w:r>
           </w:p>
         </w:tc>
@@ -1980,7 +3286,7 @@
                 <w:sz w:val="20"/>
                 <w:szCs w:val="20"/>
               </w:rPr>
-              <w:t xml:space="preserve">없음(우선분양전환 의무 자체가 없음을 원문이 명시)</w:t>
+              <w:t xml:space="preserve">82타입 1,500만원 / 108타입 2,500만원</w:t>
             </w:r>
           </w:p>
         </w:tc>
@@ -2007,7 +3313,7 @@
                 <w:sz w:val="20"/>
                 <w:szCs w:val="20"/>
               </w:rPr>
-              <w:t xml:space="preserve">매매계약증거금(예: 252,000천원) 선납 + 매매예약 계약 체결</w:t>
+              <w:t xml:space="preserve">매매계약증거금 84A 25,200만원 / 108 25,000만원 수준</w:t>
             </w:r>
           </w:p>
         </w:tc>
@@ -2040,7 +3346,7 @@
                 <w:sz w:val="20"/>
                 <w:szCs w:val="20"/>
               </w:rPr>
-              <w:t xml:space="preserve">국토부 리스크 인식</w:t>
+              <w:t xml:space="preserve">확정 금액(예시)</w:t>
             </w:r>
           </w:p>
         </w:tc>
@@ -2068,7 +3374,7 @@
                 <w:sz w:val="20"/>
                 <w:szCs w:val="20"/>
               </w:rPr>
-              <w:t xml:space="preserve">원문이 "사전 약정은 법에 저촉될 수 있음"이라는 국토부 권고를 직접 인용</w:t>
+              <w:t xml:space="preserve">82타입 약 7.87억 / 108타입 약 10.35억</w:t>
             </w:r>
           </w:p>
         </w:tc>
@@ -2096,7 +3402,93 @@
                 <w:sz w:val="20"/>
                 <w:szCs w:val="20"/>
               </w:rPr>
-              <w:t xml:space="preserve">원문(모집공고문) 미확보 — 매매예약 상품의 법적 근거는 별도 확인 필요</w:t>
+              <w:t xml:space="preserve">84A 약 7.87억 / 108 약 10.35억(안내문 기준)</w:t>
+            </w:r>
+          </w:p>
+        </w:tc>
+      </w:tr>
+      <w:tr>
+        <w:trPr>
+          <w:cantSplit/>
+        </w:trPr>
+        <w:tc>
+          <w:tcPr>
+            <w:tcW w:type="dxa" w:w="2200"/>
+            <w:tcMar>
+              <w:top w:type="dxa" w:w="90"/>
+              <w:left w:type="dxa" w:w="120"/>
+              <w:bottom w:type="dxa" w:w="90"/>
+              <w:right w:type="dxa" w:w="120"/>
+            </w:tcMar>
+            <w:vAlign w:val="center"/>
+          </w:tcPr>
+          <w:p>
+            <w:pPr>
+              <w:jc w:val="left"/>
+            </w:pPr>
+            <w:r>
+              <w:rPr>
+                <w:b w:val="false"/>
+                <w:bCs w:val="false"/>
+                <w:color w:val="000000"/>
+                <w:sz w:val="20"/>
+                <w:szCs w:val="20"/>
+              </w:rPr>
+              <w:t xml:space="preserve">원문상 법적 근거</w:t>
+            </w:r>
+          </w:p>
+        </w:tc>
+        <w:tc>
+          <w:tcPr>
+            <w:tcW w:type="dxa" w:w="3550"/>
+            <w:tcMar>
+              <w:top w:type="dxa" w:w="90"/>
+              <w:left w:type="dxa" w:w="120"/>
+              <w:bottom w:type="dxa" w:w="90"/>
+              <w:right w:type="dxa" w:w="120"/>
+            </w:tcMar>
+            <w:vAlign w:val="center"/>
+          </w:tcPr>
+          <w:p>
+            <w:pPr>
+              <w:jc w:val="left"/>
+            </w:pPr>
+            <w:r>
+              <w:rPr>
+                <w:b w:val="false"/>
+                <w:bCs w:val="false"/>
+                <w:color w:val="000000"/>
+                <w:sz w:val="20"/>
+                <w:szCs w:val="20"/>
+              </w:rPr>
+              <w:t xml:space="preserve">원문이 "사전 약정은 법에 저촉될 수 있음"이라는 국토부 권고를 직접 인용</w:t>
+            </w:r>
+          </w:p>
+        </w:tc>
+        <w:tc>
+          <w:tcPr>
+            <w:tcW w:type="dxa" w:w="3600"/>
+            <w:tcMar>
+              <w:top w:type="dxa" w:w="90"/>
+              <w:left w:type="dxa" w:w="120"/>
+              <w:bottom w:type="dxa" w:w="90"/>
+              <w:right w:type="dxa" w:w="120"/>
+            </w:tcMar>
+            <w:vAlign w:val="center"/>
+          </w:tcPr>
+          <w:p>
+            <w:pPr>
+              <w:jc w:val="left"/>
+            </w:pPr>
+            <w:r>
+              <w:rPr>
+                <w:b w:val="false"/>
+                <w:bCs w:val="false"/>
+                <w:color w:val="000000"/>
+                <w:sz w:val="20"/>
+                <w:szCs w:val="20"/>
+              </w:rPr>
+              <w:t xml:space="preserve">원문(모집공고문) 미확보 — 법적 근거는 별도 확인 필요</w:t>
             </w:r>
           </w:p>
         </w:tc>
@@ -2129,7 +3521,7 @@
         <w:t xml:space="preserve">법무법인제이엘 검토   </w:t>
       </w:r>
       <w:r>
-        <w:t xml:space="preserve">개선요청: 신광교 제일풍경채와 같은 "매매예약" 방식의 사전 확정 옵션이 국토교통부 권고와 어떻게 양립하는지, 또는 동탄 파라곤3차에도 이러한 사전 확정 옵션을 도입할 계획이 있는지 사업주체에 서면으로 질의할 것을 요청합니다. 비교 대상 단지의 정식 모집공고문이 확보되는 대로 이 비교 분석을 보강할 필요가 있습니다.</w:t>
+        <w:t xml:space="preserve">개선요청: 두 단지 모두 유사한 사전 확정 분양전환 상품을 운영하고 있는 만큼, 이러한 상품이 국토교통부 권고와 어떻게 양립하는지 사업주체에 서면으로 질의할 것을 요청합니다.</w:t>
       </w:r>
     </w:p>
     <w:tbl>
@@ -2472,7 +3864,7 @@
                 <w:sz w:val="20"/>
                 <w:szCs w:val="20"/>
               </w:rPr>
-              <w:t xml:space="preserve">위약벌·위약금의 구체적 금액 산정기준을 청약 신청 이전 단계에서 사전 고지해 줄 것을 요청합니다.</w:t>
+              <w:t xml:space="preserve">위약벌·위약금의 구체적 금액 산정기준을 청약 신청 이전 단계에서 사전 고지해 줄 것을 요청합니다. (참고: 외부 자료에 따르면 계약해지 시 위약금이 확정분양가의 10% 수준으로 산정된다는 정보가 있으나, 이 역시 원문에는 명시되어 있지 않아 별도 확인이 필요합니다.)</w:t>
             </w:r>
           </w:p>
         </w:tc>
@@ -2610,7 +4002,7 @@
                 <w:sz w:val="20"/>
                 <w:szCs w:val="20"/>
               </w:rPr>
-              <w:t xml:space="preserve">위약금 공제 비율(예: 보증금의 몇 %)을 본 공고문 또는 사전 안내자료에 명시해 줄 것을 요청합니다.</w:t>
+              <w:t xml:space="preserve">위약금 공제 비율(예: 확정분양가 또는 보증금의 몇 %)을 본 공고문 또는 사전 안내자료에 명시해 줄 것을 요청합니다.</w:t>
             </w:r>
           </w:p>
         </w:tc>
@@ -2748,7 +4140,7 @@
                 <w:sz w:val="20"/>
                 <w:szCs w:val="20"/>
               </w:rPr>
-              <w:t xml:space="preserve">옵션 취소 시 위약금 비율을 완화하고, 최소한 기본 매립배관 미시공에 따른 대체 시공 옵션을 제공해 줄 것을 요청합니다.</w:t>
+              <w:t xml:space="preserve">우선분양전환형 선택 시 이 옵션이 무상 제공되는지 여부를 포함하여, 옵션 취소 시 위약금 비율 완화와 기본 매립배관 대체 시공 옵션을 제공해 줄 것을 요청합니다.</w:t>
             </w:r>
           </w:p>
         </w:tc>
@@ -2886,7 +4278,7 @@
                 <w:sz w:val="20"/>
                 <w:szCs w:val="20"/>
               </w:rPr>
-              <w:t xml:space="preserve">상속·혼인 등 예외 인정 사유의 범위를 폭넓게 명문화하고, 소명·유예 절차를 구체적으로 안내해 줄 것을 요청합니다.</w:t>
+              <w:t xml:space="preserve">유주택자로 선착순 계약한 임차인에게는 이 조항이 적용되지 않는다는 점을 명확히 하고, 그 밖의 경우 상속·혼인 등 예외 인정 사유의 범위를 폭넓게 명문화해 줄 것을 요청합니다.</w:t>
             </w:r>
           </w:p>
         </w:tc>
@@ -3162,7 +4554,7 @@
                 <w:sz w:val="20"/>
                 <w:szCs w:val="20"/>
               </w:rPr>
-              <w:t xml:space="preserve">대출 알선 불가 시 임대보증금 납부 일정을 유예하거나 분할 조정할 수 있는 절차를 마련해 줄 것을 요청합니다.</w:t>
+              <w:t xml:space="preserve">유주택자의 경우 다주택 대출규제로 대출 가능성이 더욱 낮아질 수 있으므로, 대출 알선 불가 시 임대보증금 납부 일정을 유예하거나 분할 조정할 수 있는 절차를 마련해 줄 것을 요청합니다.</w:t>
             </w:r>
           </w:p>
         </w:tc>
@@ -3576,7 +4968,7 @@
                 <w:sz w:val="20"/>
                 <w:szCs w:val="20"/>
               </w:rPr>
-              <w:t xml:space="preserve">공고문 분량(8만7천자, 다수 법령 인용)을 감안하여 핵심 리스크 사항(분양전환 조건, 위약금, 무주택 유지의무 등)에 대해서는 별도 요약 설명·서명 확인 절차를 둘 것을 요청합니다.</w:t>
+              <w:t xml:space="preserve">확정분양가·우선분양전환권 등 핵심 계약조건이 정작 모집공고문에 없는 만큼, 계약 전 홈페이지·현장 안내 사항까지 포함한 통합 설명자료를 서면으로 제공하고 서명 확인 절차를 둘 것을 요청합니다.</w:t>
             </w:r>
           </w:p>
         </w:tc>
@@ -7537,7 +8929,7 @@
         <w:spacing w:after="120" w:line="276" w:lineRule="auto"/>
       </w:pPr>
       <w:r>
-        <w:t xml:space="preserve">원문 "추가선택품목" 항목에 타입별(82, 108, 139) 유상옵션 가격이 세분화되어 있습니다. 다수 항목에 "추후 이의제기 및 변경요청 불가", "미설치에 따른 환불 요구 불가" 조항이 반복 부기되어 있습니다.</w:t>
+        <w:t xml:space="preserve">원문 "추가선택품목" 항목에 타입별(82, 108, 139) 유상옵션 가격이 세분화되어 있습니다(원문 첨부 이미지 28개 전수 확인). 우선분양전환형 선택 시 이 중 상당수가 무상 제공되는 것으로 홈페이지에 안내되어 있으나(제2장 참조), 정확한 무상 범위는 계약 전 서면 확인이 필요합니다. 다수 항목에 "추후 이의제기 및 변경요청 불가", "미설치에 따른 환불 요구 불가" 조항이 반복 부기되어 있습니다.</w:t>
       </w:r>
     </w:p>
     <w:tbl>
@@ -7554,7 +8946,8 @@
       </w:tblPr>
       <w:tblGrid>
         <w:gridCol w:w="2000"/>
-        <w:gridCol w:w="6650"/>
+        <w:gridCol w:w="3350"/>
+        <w:gridCol w:w="3300"/>
       </w:tblGrid>
       <w:tr>
         <w:trPr>
@@ -7590,7 +8983,7 @@
         </w:tc>
         <w:tc>
           <w:tcPr>
-            <w:tcW w:type="dxa" w:w="6650"/>
+            <w:tcW w:type="dxa" w:w="3350"/>
             <w:shd w:fill="1F3864" w:val="clear"/>
             <w:tcMar>
               <w:top w:type="dxa" w:w="90"/>
@@ -7612,7 +9005,35 @@
                 <w:sz w:val="20"/>
                 <w:szCs w:val="20"/>
               </w:rPr>
-              <w:t xml:space="preserve">가격(VAT포함)</w:t>
+              <w:t xml:space="preserve">82타입</w:t>
+            </w:r>
+          </w:p>
+        </w:tc>
+        <w:tc>
+          <w:tcPr>
+            <w:tcW w:type="dxa" w:w="3300"/>
+            <w:shd w:fill="1F3864" w:val="clear"/>
+            <w:tcMar>
+              <w:top w:type="dxa" w:w="90"/>
+              <w:left w:type="dxa" w:w="120"/>
+              <w:bottom w:type="dxa" w:w="90"/>
+              <w:right w:type="dxa" w:w="120"/>
+            </w:tcMar>
+            <w:vAlign w:val="center"/>
+          </w:tcPr>
+          <w:p>
+            <w:pPr>
+              <w:jc w:val="left"/>
+            </w:pPr>
+            <w:r>
+              <w:rPr>
+                <w:b/>
+                <w:bCs/>
+                <w:color w:val="FFFFFF"/>
+                <w:sz w:val="20"/>
+                <w:szCs w:val="20"/>
+              </w:rPr>
+              <w:t xml:space="preserve">108타입</w:t>
             </w:r>
           </w:p>
         </w:tc>
@@ -7651,7 +9072,7 @@
         </w:tc>
         <w:tc>
           <w:tcPr>
-            <w:tcW w:type="dxa" w:w="6650"/>
+            <w:tcW w:type="dxa" w:w="3350"/>
             <w:shd w:fill="F7F3EA" w:val="clear"/>
             <w:tcMar>
               <w:top w:type="dxa" w:w="90"/>
@@ -7673,7 +9094,35 @@
                 <w:sz w:val="20"/>
                 <w:szCs w:val="20"/>
               </w:rPr>
-              <w:t xml:space="preserve">82타입 3개소 5,100,000원/5개소 8,000,000원, 108타입 3개소 5,200,000원/6개소 9,700,000원, 139타입 3개소 5,700,000원/6개소 9,700,000원</w:t>
+              <w:t xml:space="preserve">3개소 5,100,000 / 5개소 8,000,000원</w:t>
+            </w:r>
+          </w:p>
+        </w:tc>
+        <w:tc>
+          <w:tcPr>
+            <w:tcW w:type="dxa" w:w="3300"/>
+            <w:shd w:fill="F7F3EA" w:val="clear"/>
+            <w:tcMar>
+              <w:top w:type="dxa" w:w="90"/>
+              <w:left w:type="dxa" w:w="120"/>
+              <w:bottom w:type="dxa" w:w="90"/>
+              <w:right w:type="dxa" w:w="120"/>
+            </w:tcMar>
+            <w:vAlign w:val="center"/>
+          </w:tcPr>
+          <w:p>
+            <w:pPr>
+              <w:jc w:val="left"/>
+            </w:pPr>
+            <w:r>
+              <w:rPr>
+                <w:b w:val="false"/>
+                <w:bCs w:val="false"/>
+                <w:color w:val="000000"/>
+                <w:sz w:val="20"/>
+                <w:szCs w:val="20"/>
+              </w:rPr>
+              <w:t xml:space="preserve">3개소 5,200,000 / 6개소 9,700,000원</w:t>
             </w:r>
           </w:p>
         </w:tc>
@@ -7711,28 +9160,55 @@
         </w:tc>
         <w:tc>
           <w:tcPr>
-            <w:tcW w:type="dxa" w:w="6650"/>
-            <w:tcMar>
-              <w:top w:type="dxa" w:w="90"/>
-              <w:left w:type="dxa" w:w="120"/>
-              <w:bottom w:type="dxa" w:w="90"/>
-              <w:right w:type="dxa" w:w="120"/>
-            </w:tcMar>
-            <w:vAlign w:val="center"/>
-          </w:tcPr>
-          <w:p>
-            <w:pPr>
-              <w:jc w:val="left"/>
-            </w:pPr>
-            <w:r>
-              <w:rPr>
-                <w:b w:val="false"/>
-                <w:bCs w:val="false"/>
-                <w:color w:val="000000"/>
-                <w:sz w:val="20"/>
-                <w:szCs w:val="20"/>
-              </w:rPr>
-              <w:t xml:space="preserve">82타입 2,200,000원, 108타입 4,300,000원, 139타입 9,000,000원</w:t>
+            <w:tcW w:type="dxa" w:w="3350"/>
+            <w:tcMar>
+              <w:top w:type="dxa" w:w="90"/>
+              <w:left w:type="dxa" w:w="120"/>
+              <w:bottom w:type="dxa" w:w="90"/>
+              <w:right w:type="dxa" w:w="120"/>
+            </w:tcMar>
+            <w:vAlign w:val="center"/>
+          </w:tcPr>
+          <w:p>
+            <w:pPr>
+              <w:jc w:val="left"/>
+            </w:pPr>
+            <w:r>
+              <w:rPr>
+                <w:b w:val="false"/>
+                <w:bCs w:val="false"/>
+                <w:color w:val="000000"/>
+                <w:sz w:val="20"/>
+                <w:szCs w:val="20"/>
+              </w:rPr>
+              <w:t xml:space="preserve">2,200,000원</w:t>
+            </w:r>
+          </w:p>
+        </w:tc>
+        <w:tc>
+          <w:tcPr>
+            <w:tcW w:type="dxa" w:w="3300"/>
+            <w:tcMar>
+              <w:top w:type="dxa" w:w="90"/>
+              <w:left w:type="dxa" w:w="120"/>
+              <w:bottom w:type="dxa" w:w="90"/>
+              <w:right w:type="dxa" w:w="120"/>
+            </w:tcMar>
+            <w:vAlign w:val="center"/>
+          </w:tcPr>
+          <w:p>
+            <w:pPr>
+              <w:jc w:val="left"/>
+            </w:pPr>
+            <w:r>
+              <w:rPr>
+                <w:b w:val="false"/>
+                <w:bCs w:val="false"/>
+                <w:color w:val="000000"/>
+                <w:sz w:val="20"/>
+                <w:szCs w:val="20"/>
+              </w:rPr>
+              <w:t xml:space="preserve">4,300,000원</w:t>
             </w:r>
           </w:p>
         </w:tc>
@@ -7771,7 +9247,7 @@
         </w:tc>
         <w:tc>
           <w:tcPr>
-            <w:tcW w:type="dxa" w:w="6650"/>
+            <w:tcW w:type="dxa" w:w="3350"/>
             <w:shd w:fill="F7F3EA" w:val="clear"/>
             <w:tcMar>
               <w:top w:type="dxa" w:w="90"/>
@@ -7793,7 +9269,35 @@
                 <w:sz w:val="20"/>
                 <w:szCs w:val="20"/>
               </w:rPr>
-              <w:t xml:space="preserve">82타입 9,800,000원, 108타입 10,700,000원, 139타입 21,800,000원</w:t>
+              <w:t xml:space="preserve">9,800,000 ~ 19,100,000원</w:t>
+            </w:r>
+          </w:p>
+        </w:tc>
+        <w:tc>
+          <w:tcPr>
+            <w:tcW w:type="dxa" w:w="3300"/>
+            <w:shd w:fill="F7F3EA" w:val="clear"/>
+            <w:tcMar>
+              <w:top w:type="dxa" w:w="90"/>
+              <w:left w:type="dxa" w:w="120"/>
+              <w:bottom w:type="dxa" w:w="90"/>
+              <w:right w:type="dxa" w:w="120"/>
+            </w:tcMar>
+            <w:vAlign w:val="center"/>
+          </w:tcPr>
+          <w:p>
+            <w:pPr>
+              <w:jc w:val="left"/>
+            </w:pPr>
+            <w:r>
+              <w:rPr>
+                <w:b w:val="false"/>
+                <w:bCs w:val="false"/>
+                <w:color w:val="000000"/>
+                <w:sz w:val="20"/>
+                <w:szCs w:val="20"/>
+              </w:rPr>
+              <w:t xml:space="preserve">10,700,000 ~ 24,600,000원</w:t>
             </w:r>
           </w:p>
         </w:tc>
@@ -7825,34 +9329,61 @@
                 <w:sz w:val="20"/>
                 <w:szCs w:val="20"/>
               </w:rPr>
-              <w:t xml:space="preserve">침실1 드레스룸 특화</w:t>
-            </w:r>
-          </w:p>
-        </w:tc>
-        <w:tc>
-          <w:tcPr>
-            <w:tcW w:type="dxa" w:w="6650"/>
-            <w:tcMar>
-              <w:top w:type="dxa" w:w="90"/>
-              <w:left w:type="dxa" w:w="120"/>
-              <w:bottom w:type="dxa" w:w="90"/>
-              <w:right w:type="dxa" w:w="120"/>
-            </w:tcMar>
-            <w:vAlign w:val="center"/>
-          </w:tcPr>
-          <w:p>
-            <w:pPr>
-              <w:jc w:val="left"/>
-            </w:pPr>
-            <w:r>
-              <w:rPr>
-                <w:b w:val="false"/>
-                <w:bCs w:val="false"/>
-                <w:color w:val="000000"/>
-                <w:sz w:val="20"/>
-                <w:szCs w:val="20"/>
-              </w:rPr>
-              <w:t xml:space="preserve">82타입 16,400,000원, 108타입 18,500,000원, 139타입 32,400,000원</w:t>
+              <w:t xml:space="preserve">욕실 특화(부부+공용)</w:t>
+            </w:r>
+          </w:p>
+        </w:tc>
+        <w:tc>
+          <w:tcPr>
+            <w:tcW w:type="dxa" w:w="3350"/>
+            <w:tcMar>
+              <w:top w:type="dxa" w:w="90"/>
+              <w:left w:type="dxa" w:w="120"/>
+              <w:bottom w:type="dxa" w:w="90"/>
+              <w:right w:type="dxa" w:w="120"/>
+            </w:tcMar>
+            <w:vAlign w:val="center"/>
+          </w:tcPr>
+          <w:p>
+            <w:pPr>
+              <w:jc w:val="left"/>
+            </w:pPr>
+            <w:r>
+              <w:rPr>
+                <w:b w:val="false"/>
+                <w:bCs w:val="false"/>
+                <w:color w:val="000000"/>
+                <w:sz w:val="20"/>
+                <w:szCs w:val="20"/>
+              </w:rPr>
+              <w:t xml:space="preserve">7,300,000원</w:t>
+            </w:r>
+          </w:p>
+        </w:tc>
+        <w:tc>
+          <w:tcPr>
+            <w:tcW w:type="dxa" w:w="3300"/>
+            <w:tcMar>
+              <w:top w:type="dxa" w:w="90"/>
+              <w:left w:type="dxa" w:w="120"/>
+              <w:bottom w:type="dxa" w:w="90"/>
+              <w:right w:type="dxa" w:w="120"/>
+            </w:tcMar>
+            <w:vAlign w:val="center"/>
+          </w:tcPr>
+          <w:p>
+            <w:pPr>
+              <w:jc w:val="left"/>
+            </w:pPr>
+            <w:r>
+              <w:rPr>
+                <w:b w:val="false"/>
+                <w:bCs w:val="false"/>
+                <w:color w:val="000000"/>
+                <w:sz w:val="20"/>
+                <w:szCs w:val="20"/>
+              </w:rPr>
+              <w:t xml:space="preserve">6,500,000원</w:t>
             </w:r>
           </w:p>
         </w:tc>
@@ -7885,13 +9416,13 @@
                 <w:sz w:val="20"/>
                 <w:szCs w:val="20"/>
               </w:rPr>
-              <w:t xml:space="preserve">가전(139타입 한정)</w:t>
-            </w:r>
-          </w:p>
-        </w:tc>
-        <w:tc>
-          <w:tcPr>
-            <w:tcW w:type="dxa" w:w="6650"/>
+              <w:t xml:space="preserve">침실1 드레스룸 특화</w:t>
+            </w:r>
+          </w:p>
+        </w:tc>
+        <w:tc>
+          <w:tcPr>
+            <w:tcW w:type="dxa" w:w="3350"/>
             <w:shd w:fill="F7F3EA" w:val="clear"/>
             <w:tcMar>
               <w:top w:type="dxa" w:w="90"/>
@@ -7913,7 +9444,121 @@
                 <w:sz w:val="20"/>
                 <w:szCs w:val="20"/>
               </w:rPr>
-              <w:t xml:space="preserve">냉장고(LG) 4,500,000원, 김치냉장고(LG) 2,600,000원, 식기세척기(LG) 2,300,000원</w:t>
+              <w:t xml:space="preserve">16,400,000원</w:t>
+            </w:r>
+          </w:p>
+        </w:tc>
+        <w:tc>
+          <w:tcPr>
+            <w:tcW w:type="dxa" w:w="3300"/>
+            <w:shd w:fill="F7F3EA" w:val="clear"/>
+            <w:tcMar>
+              <w:top w:type="dxa" w:w="90"/>
+              <w:left w:type="dxa" w:w="120"/>
+              <w:bottom w:type="dxa" w:w="90"/>
+              <w:right w:type="dxa" w:w="120"/>
+            </w:tcMar>
+            <w:vAlign w:val="center"/>
+          </w:tcPr>
+          <w:p>
+            <w:pPr>
+              <w:jc w:val="left"/>
+            </w:pPr>
+            <w:r>
+              <w:rPr>
+                <w:b w:val="false"/>
+                <w:bCs w:val="false"/>
+                <w:color w:val="000000"/>
+                <w:sz w:val="20"/>
+                <w:szCs w:val="20"/>
+              </w:rPr>
+              <w:t xml:space="preserve">18,500,000원</w:t>
+            </w:r>
+          </w:p>
+        </w:tc>
+      </w:tr>
+      <w:tr>
+        <w:trPr>
+          <w:cantSplit/>
+        </w:trPr>
+        <w:tc>
+          <w:tcPr>
+            <w:tcW w:type="dxa" w:w="2000"/>
+            <w:tcMar>
+              <w:top w:type="dxa" w:w="90"/>
+              <w:left w:type="dxa" w:w="120"/>
+              <w:bottom w:type="dxa" w:w="90"/>
+              <w:right w:type="dxa" w:w="120"/>
+            </w:tcMar>
+            <w:vAlign w:val="center"/>
+          </w:tcPr>
+          <w:p>
+            <w:pPr>
+              <w:jc w:val="left"/>
+            </w:pPr>
+            <w:r>
+              <w:rPr>
+                <w:b w:val="false"/>
+                <w:bCs w:val="false"/>
+                <w:color w:val="000000"/>
+                <w:sz w:val="20"/>
+                <w:szCs w:val="20"/>
+              </w:rPr>
+              <w:t xml:space="preserve">주방 가구(팬트리 등)</w:t>
+            </w:r>
+          </w:p>
+        </w:tc>
+        <w:tc>
+          <w:tcPr>
+            <w:tcW w:type="dxa" w:w="3350"/>
+            <w:tcMar>
+              <w:top w:type="dxa" w:w="90"/>
+              <w:left w:type="dxa" w:w="120"/>
+              <w:bottom w:type="dxa" w:w="90"/>
+              <w:right w:type="dxa" w:w="120"/>
+            </w:tcMar>
+            <w:vAlign w:val="center"/>
+          </w:tcPr>
+          <w:p>
+            <w:pPr>
+              <w:jc w:val="left"/>
+            </w:pPr>
+            <w:r>
+              <w:rPr>
+                <w:b w:val="false"/>
+                <w:bCs w:val="false"/>
+                <w:color w:val="000000"/>
+                <w:sz w:val="20"/>
+                <w:szCs w:val="20"/>
+              </w:rPr>
+              <w:t xml:space="preserve">4,000,000 ~ 7,300,000원</w:t>
+            </w:r>
+          </w:p>
+        </w:tc>
+        <w:tc>
+          <w:tcPr>
+            <w:tcW w:type="dxa" w:w="3300"/>
+            <w:tcMar>
+              <w:top w:type="dxa" w:w="90"/>
+              <w:left w:type="dxa" w:w="120"/>
+              <w:bottom w:type="dxa" w:w="90"/>
+              <w:right w:type="dxa" w:w="120"/>
+            </w:tcMar>
+            <w:vAlign w:val="center"/>
+          </w:tcPr>
+          <w:p>
+            <w:pPr>
+              <w:jc w:val="left"/>
+            </w:pPr>
+            <w:r>
+              <w:rPr>
+                <w:b w:val="false"/>
+                <w:bCs w:val="false"/>
+                <w:color w:val="000000"/>
+                <w:sz w:val="20"/>
+                <w:szCs w:val="20"/>
+              </w:rPr>
+              <w:t xml:space="preserve">4,500,000 ~ 12,700,000원</w:t>
             </w:r>
           </w:p>
         </w:tc>
@@ -7995,7 +9640,7 @@
         <w:t xml:space="preserve">법무법인제이엘 검토   </w:t>
       </w:r>
       <w:r>
-        <w:t xml:space="preserve">개선요청: 옵션 취소 시 위약금 비율 완화 및 옵션가격 산정근거(기본품목 원가 대비 증가분) 세부 내역서 제공을 요청합니다.</w:t>
+        <w:t xml:space="preserve">개선요청: 옵션 취소 시 위약금 비율 완화 및 옵션가격 산정근거(기본품목 원가 대비 증가분) 세부 내역서 제공, 그리고 우선분양전환형 선택 시 무상 제공되는 정확한 품목 리스트를 요청합니다.</w:t>
       </w:r>
     </w:p>
     <w:tbl>
@@ -8294,6 +9939,126 @@
                 <w:sz w:val="20"/>
                 <w:szCs w:val="20"/>
               </w:rPr>
+              <w:t xml:space="preserve">계약 유형(홈페이지 확인)</w:t>
+            </w:r>
+          </w:p>
+        </w:tc>
+        <w:tc>
+          <w:tcPr>
+            <w:tcW w:type="dxa" w:w="6750"/>
+            <w:tcMar>
+              <w:top w:type="dxa" w:w="90"/>
+              <w:left w:type="dxa" w:w="120"/>
+              <w:bottom w:type="dxa" w:w="90"/>
+              <w:right w:type="dxa" w:w="120"/>
+            </w:tcMar>
+            <w:vAlign w:val="center"/>
+          </w:tcPr>
+          <w:p>
+            <w:pPr>
+              <w:jc w:val="left"/>
+            </w:pPr>
+            <w:r>
+              <w:rPr>
+                <w:b w:val="false"/>
+                <w:bCs w:val="false"/>
+                <w:color w:val="000000"/>
+                <w:sz w:val="20"/>
+                <w:szCs w:val="20"/>
+              </w:rPr>
+              <w:t xml:space="preserve">단순임대형 / 임대+우선분양전환형(우선분양전환권 82타입 1,500만원·108타입 2,500만원 별도 매입) 중 선택</w:t>
+            </w:r>
+          </w:p>
+        </w:tc>
+      </w:tr>
+      <w:tr>
+        <w:trPr>
+          <w:cantSplit/>
+        </w:trPr>
+        <w:tc>
+          <w:tcPr>
+            <w:tcW w:type="dxa" w:w="2400"/>
+            <w:shd w:fill="F7F3EA" w:val="clear"/>
+            <w:tcMar>
+              <w:top w:type="dxa" w:w="90"/>
+              <w:left w:type="dxa" w:w="120"/>
+              <w:bottom w:type="dxa" w:w="90"/>
+              <w:right w:type="dxa" w:w="120"/>
+            </w:tcMar>
+            <w:vAlign w:val="center"/>
+          </w:tcPr>
+          <w:p>
+            <w:pPr>
+              <w:jc w:val="left"/>
+            </w:pPr>
+            <w:r>
+              <w:rPr>
+                <w:b w:val="false"/>
+                <w:bCs w:val="false"/>
+                <w:color w:val="000000"/>
+                <w:sz w:val="20"/>
+                <w:szCs w:val="20"/>
+              </w:rPr>
+              <w:t xml:space="preserve">확정분양가(홈페이지 확인)</w:t>
+            </w:r>
+          </w:p>
+        </w:tc>
+        <w:tc>
+          <w:tcPr>
+            <w:tcW w:type="dxa" w:w="6750"/>
+            <w:shd w:fill="F7F3EA" w:val="clear"/>
+            <w:tcMar>
+              <w:top w:type="dxa" w:w="90"/>
+              <w:left w:type="dxa" w:w="120"/>
+              <w:bottom w:type="dxa" w:w="90"/>
+              <w:right w:type="dxa" w:w="120"/>
+            </w:tcMar>
+            <w:vAlign w:val="center"/>
+          </w:tcPr>
+          <w:p>
+            <w:pPr>
+              <w:jc w:val="left"/>
+            </w:pPr>
+            <w:r>
+              <w:rPr>
+                <w:b w:val="false"/>
+                <w:bCs w:val="false"/>
+                <w:color w:val="000000"/>
+                <w:sz w:val="20"/>
+                <w:szCs w:val="20"/>
+              </w:rPr>
+              <w:t xml:space="preserve">우선분양전환형 선택 시 82타입 약 7억 8,700만원, 108타입 약 10억 3,500만원대</w:t>
+            </w:r>
+          </w:p>
+        </w:tc>
+      </w:tr>
+      <w:tr>
+        <w:trPr>
+          <w:cantSplit/>
+        </w:trPr>
+        <w:tc>
+          <w:tcPr>
+            <w:tcW w:type="dxa" w:w="2400"/>
+            <w:tcMar>
+              <w:top w:type="dxa" w:w="90"/>
+              <w:left w:type="dxa" w:w="120"/>
+              <w:bottom w:type="dxa" w:w="90"/>
+              <w:right w:type="dxa" w:w="120"/>
+            </w:tcMar>
+            <w:vAlign w:val="center"/>
+          </w:tcPr>
+          <w:p>
+            <w:pPr>
+              <w:jc w:val="left"/>
+            </w:pPr>
+            <w:r>
+              <w:rPr>
+                <w:b w:val="false"/>
+                <w:bCs w:val="false"/>
+                <w:color w:val="000000"/>
+                <w:sz w:val="20"/>
+                <w:szCs w:val="20"/>
+              </w:rPr>
               <w:t xml:space="preserve">주택도시기금 지원</w:t>
             </w:r>
           </w:p>
@@ -8465,7 +10230,7 @@
           <w:sz w:val="22"/>
           <w:szCs w:val="22"/>
         </w:rPr>
-        <w:t xml:space="preserve">무주택 자격유지의무</w:t>
+        <w:t xml:space="preserve">무주택 자격유지의무 (유주택자 청약자 제외)</w:t>
       </w:r>
     </w:p>
     <w:p>
@@ -8506,6 +10271,15 @@
           <w:szCs w:val="20"/>
         </w:rPr>
         <w:t xml:space="preserve">“일반공급 당첨자 중 계약자는 임차인 모집공고일을 기준으로 「주택공급에 관한 규칙」 제2조에 따른 무주택세대구성원이어야 하고 기준시점부터 임대기간 종료일까지 무주택자격 요건을 유지하여야 합니다.”</w:t>
+      </w:r>
+    </w:p>
+    <w:p>
+      <w:pPr>
+        <w:keepLines/>
+        <w:spacing w:after="120" w:line="276" w:lineRule="auto"/>
+      </w:pPr>
+      <w:r>
+        <w:t xml:space="preserve">제2장에서 확인한 바와 같이, 이 요건은 정식 청약(1·2순위) 당첨자에게 적용되는 것으로 파악되며, 잔여세대 선착순 공급 단계에서 자격 완화로 계약한 유주택자에게는 적용되지 않을 가능성이 높으나 개별 확인이 필요합니다.</w:t>
       </w:r>
     </w:p>
     <w:p>
@@ -8751,7 +10525,7 @@
                 <w:sz w:val="20"/>
                 <w:szCs w:val="20"/>
               </w:rPr>
-              <w:t xml:space="preserve">부정한 방법 임차, 3개월 내 미입주, 3개월 이상 임대료 연체, 무단 개축·증축, 고의 파손, 자산·소득 기준 초과, 임대기간 중 주택취득, 중복입주, 기타 계약서상 의무위반</w:t>
+              <w:t xml:space="preserve">부정한 방법 임차, 3개월 내 미입주, 3개월 이상 임대료 연체, 무단 개축·증축, 고의 파손, 자산·소득 기준 초과, 임대기간 중 주택취득(정식 청약자 한정), 중복입주, 기타 계약서상 의무위반</w:t>
             </w:r>
           </w:p>
         </w:tc>
@@ -8784,7 +10558,7 @@
                 <w:sz w:val="20"/>
                 <w:szCs w:val="20"/>
               </w:rPr>
-              <w:t xml:space="preserve">지체상금(참고)</w:t>
+              <w:t xml:space="preserve">세제 혜택(홈페이지 확인)</w:t>
             </w:r>
           </w:p>
         </w:tc>
@@ -8792,6 +10566,65 @@
           <w:tcPr>
             <w:tcW w:type="dxa" w:w="6750"/>
             <w:shd w:fill="F7F3EA" w:val="clear"/>
+            <w:tcMar>
+              <w:top w:type="dxa" w:w="90"/>
+              <w:left w:type="dxa" w:w="120"/>
+              <w:bottom w:type="dxa" w:w="90"/>
+              <w:right w:type="dxa" w:w="120"/>
+            </w:tcMar>
+            <w:vAlign w:val="center"/>
+          </w:tcPr>
+          <w:p>
+            <w:pPr>
+              <w:jc w:val="left"/>
+            </w:pPr>
+            <w:r>
+              <w:rPr>
+                <w:b w:val="false"/>
+                <w:bCs w:val="false"/>
+                <w:color w:val="000000"/>
+                <w:sz w:val="20"/>
+                <w:szCs w:val="20"/>
+              </w:rPr>
+              <w:t xml:space="preserve">공식 홈페이지: "10년 거주하는 동안 취득세, 재산세, 보유세 등이 없습니다" — 소유권 미이전 상태이므로 다주택자 규제 대상에서 제외되는 구조로 안내됨(개별 세무 상담 필요)</w:t>
+            </w:r>
+          </w:p>
+        </w:tc>
+      </w:tr>
+      <w:tr>
+        <w:trPr>
+          <w:cantSplit/>
+        </w:trPr>
+        <w:tc>
+          <w:tcPr>
+            <w:tcW w:type="dxa" w:w="2400"/>
+            <w:tcMar>
+              <w:top w:type="dxa" w:w="90"/>
+              <w:left w:type="dxa" w:w="120"/>
+              <w:bottom w:type="dxa" w:w="90"/>
+              <w:right w:type="dxa" w:w="120"/>
+            </w:tcMar>
+            <w:vAlign w:val="center"/>
+          </w:tcPr>
+          <w:p>
+            <w:pPr>
+              <w:jc w:val="left"/>
+            </w:pPr>
+            <w:r>
+              <w:rPr>
+                <w:b w:val="false"/>
+                <w:bCs w:val="false"/>
+                <w:color w:val="000000"/>
+                <w:sz w:val="20"/>
+                <w:szCs w:val="20"/>
+              </w:rPr>
+              <w:t xml:space="preserve">지체상금(참고)</w:t>
+            </w:r>
+          </w:p>
+        </w:tc>
+        <w:tc>
+          <w:tcPr>
+            <w:tcW w:type="dxa" w:w="6750"/>
             <w:tcMar>
               <w:top w:type="dxa" w:w="90"/>
               <w:left w:type="dxa" w:w="120"/>
